--- a/Inputs/Templates/MF Farmcia_GDL.docx
+++ b/Inputs/Templates/MF Farmcia_GDL.docx
@@ -60,13 +60,41 @@
         </w:rPr>
         <w:t xml:space="preserve">La sucursal </w:t>
       </w:r>
+      <w:proofErr w:type="gramStart"/>
       <w:r>
         <w:rPr>
           <w:rFonts w:cstheme="minorHAnsi"/>
           <w:b/>
           <w:color w:val="000000" w:themeColor="text1"/>
         </w:rPr>
-        <w:t>{{ razon_social }}</w:t>
+        <w:t xml:space="preserve">{{ </w:t>
+      </w:r>
+      <w:proofErr w:type="spellStart"/>
+      <w:r>
+        <w:rPr>
+          <w:rFonts w:cstheme="minorHAnsi"/>
+          <w:b/>
+          <w:color w:val="000000" w:themeColor="text1"/>
+        </w:rPr>
+        <w:t>razon</w:t>
+      </w:r>
+      <w:proofErr w:type="gramEnd"/>
+      <w:r>
+        <w:rPr>
+          <w:rFonts w:cstheme="minorHAnsi"/>
+          <w:b/>
+          <w:color w:val="000000" w:themeColor="text1"/>
+        </w:rPr>
+        <w:t>_social</w:t>
+      </w:r>
+      <w:proofErr w:type="spellEnd"/>
+      <w:r>
+        <w:rPr>
+          <w:rFonts w:cstheme="minorHAnsi"/>
+          <w:b/>
+          <w:color w:val="000000" w:themeColor="text1"/>
+        </w:rPr>
+        <w:t xml:space="preserve"> }}</w:t>
       </w:r>
       <w:r>
         <w:rPr>
@@ -82,7 +110,25 @@
           <w:b/>
           <w:color w:val="000000" w:themeColor="text1"/>
         </w:rPr>
-        <w:t>{{ nombre_comercial }}</w:t>
+        <w:t xml:space="preserve">{{ </w:t>
+      </w:r>
+      <w:proofErr w:type="spellStart"/>
+      <w:r>
+        <w:rPr>
+          <w:rFonts w:cstheme="minorHAnsi"/>
+          <w:b/>
+          <w:color w:val="000000" w:themeColor="text1"/>
+        </w:rPr>
+        <w:t>nombre_comercial</w:t>
+      </w:r>
+      <w:proofErr w:type="spellEnd"/>
+      <w:r>
+        <w:rPr>
+          <w:rFonts w:cstheme="minorHAnsi"/>
+          <w:b/>
+          <w:color w:val="000000" w:themeColor="text1"/>
+        </w:rPr>
+        <w:t xml:space="preserve"> }}</w:t>
       </w:r>
       <w:r>
         <w:rPr>
@@ -137,12 +183,30 @@
         </w:rPr>
         <w:t xml:space="preserve">El horario de atención de servicios es de </w:t>
       </w:r>
+      <w:proofErr w:type="gramStart"/>
       <w:r>
         <w:rPr>
           <w:rFonts w:cstheme="minorHAnsi"/>
           <w:color w:val="000000" w:themeColor="text1"/>
         </w:rPr>
-        <w:t>{{ dias }}</w:t>
+        <w:t xml:space="preserve">{{ </w:t>
+      </w:r>
+      <w:proofErr w:type="spellStart"/>
+      <w:r>
+        <w:rPr>
+          <w:rFonts w:cstheme="minorHAnsi"/>
+          <w:color w:val="000000" w:themeColor="text1"/>
+        </w:rPr>
+        <w:t>dias</w:t>
+      </w:r>
+      <w:proofErr w:type="spellEnd"/>
+      <w:proofErr w:type="gramEnd"/>
+      <w:r>
+        <w:rPr>
+          <w:rFonts w:cstheme="minorHAnsi"/>
+          <w:color w:val="000000" w:themeColor="text1"/>
+        </w:rPr>
+        <w:t xml:space="preserve"> }}</w:t>
       </w:r>
       <w:r>
         <w:rPr>
@@ -182,12 +246,21 @@
         </w:rPr>
         <w:t xml:space="preserve"> Cuenta con </w:t>
       </w:r>
+      <w:proofErr w:type="gramStart"/>
       <w:r>
         <w:rPr>
           <w:rFonts w:cstheme="minorHAnsi"/>
           <w:color w:val="000000" w:themeColor="text1"/>
         </w:rPr>
-        <w:t>{{ trabajadores }}</w:t>
+        <w:t>{{ trabajadores</w:t>
+      </w:r>
+      <w:proofErr w:type="gramEnd"/>
+      <w:r>
+        <w:rPr>
+          <w:rFonts w:cstheme="minorHAnsi"/>
+          <w:color w:val="000000" w:themeColor="text1"/>
+        </w:rPr>
+        <w:t xml:space="preserve"> }}</w:t>
       </w:r>
       <w:r>
         <w:rPr>
@@ -312,6 +385,7 @@
                 <w:szCs w:val="22"/>
               </w:rPr>
             </w:pPr>
+            <w:proofErr w:type="gramStart"/>
             <w:r>
               <w:rPr>
                 <w:rFonts w:asciiTheme="minorHAnsi" w:hAnsiTheme="minorHAnsi" w:cstheme="minorHAnsi"/>
@@ -319,7 +393,17 @@
                 <w:sz w:val="22"/>
                 <w:szCs w:val="22"/>
               </w:rPr>
-              <w:t>{{ mueble1 }}</w:t>
+              <w:t>{{ mueble</w:t>
+            </w:r>
+            <w:proofErr w:type="gramEnd"/>
+            <w:r>
+              <w:rPr>
+                <w:rFonts w:asciiTheme="minorHAnsi" w:hAnsiTheme="minorHAnsi" w:cstheme="minorHAnsi"/>
+                <w:color w:val="000000" w:themeColor="text1"/>
+                <w:sz w:val="22"/>
+                <w:szCs w:val="22"/>
+              </w:rPr>
+              <w:t>1 }}</w:t>
             </w:r>
           </w:p>
         </w:tc>
@@ -372,6 +456,7 @@
                 <w:szCs w:val="22"/>
               </w:rPr>
             </w:pPr>
+            <w:proofErr w:type="gramStart"/>
             <w:r>
               <w:rPr>
                 <w:rFonts w:asciiTheme="minorHAnsi" w:hAnsiTheme="minorHAnsi" w:cstheme="minorHAnsi"/>
@@ -379,7 +464,17 @@
                 <w:sz w:val="22"/>
                 <w:szCs w:val="22"/>
               </w:rPr>
-              <w:t>{{ ruta2 }}</w:t>
+              <w:t>{{ ruta</w:t>
+            </w:r>
+            <w:proofErr w:type="gramEnd"/>
+            <w:r>
+              <w:rPr>
+                <w:rFonts w:asciiTheme="minorHAnsi" w:hAnsiTheme="minorHAnsi" w:cstheme="minorHAnsi"/>
+                <w:color w:val="000000" w:themeColor="text1"/>
+                <w:sz w:val="22"/>
+                <w:szCs w:val="22"/>
+              </w:rPr>
+              <w:t>2 }}</w:t>
             </w:r>
           </w:p>
         </w:tc>
@@ -489,6 +584,7 @@
                 <w:szCs w:val="22"/>
               </w:rPr>
             </w:pPr>
+            <w:proofErr w:type="gramStart"/>
             <w:r>
               <w:rPr>
                 <w:rFonts w:asciiTheme="minorHAnsi" w:hAnsiTheme="minorHAnsi" w:cstheme="minorHAnsi"/>
@@ -496,7 +592,17 @@
                 <w:sz w:val="22"/>
                 <w:szCs w:val="22"/>
               </w:rPr>
-              <w:t>{{ ext1 }}</w:t>
+              <w:t>{{ ext</w:t>
+            </w:r>
+            <w:proofErr w:type="gramEnd"/>
+            <w:r>
+              <w:rPr>
+                <w:rFonts w:asciiTheme="minorHAnsi" w:hAnsiTheme="minorHAnsi" w:cstheme="minorHAnsi"/>
+                <w:color w:val="000000" w:themeColor="text1"/>
+                <w:sz w:val="22"/>
+                <w:szCs w:val="22"/>
+              </w:rPr>
+              <w:t>1 }}</w:t>
             </w:r>
           </w:p>
         </w:tc>
@@ -517,6 +623,7 @@
                 <w:szCs w:val="22"/>
               </w:rPr>
             </w:pPr>
+            <w:proofErr w:type="gramStart"/>
             <w:r>
               <w:rPr>
                 <w:rFonts w:asciiTheme="minorHAnsi" w:hAnsiTheme="minorHAnsi" w:cstheme="minorHAnsi"/>
@@ -526,6 +633,7 @@
               </w:rPr>
               <w:t>{{ ext</w:t>
             </w:r>
+            <w:proofErr w:type="gramEnd"/>
             <w:r>
               <w:rPr>
                 <w:rFonts w:asciiTheme="minorHAnsi" w:hAnsiTheme="minorHAnsi" w:cstheme="minorHAnsi"/>
@@ -606,6 +714,7 @@
                 <w:szCs w:val="22"/>
               </w:rPr>
             </w:pPr>
+            <w:proofErr w:type="gramStart"/>
             <w:r>
               <w:rPr>
                 <w:rFonts w:asciiTheme="minorHAnsi" w:hAnsiTheme="minorHAnsi" w:cstheme="minorHAnsi"/>
@@ -613,7 +722,17 @@
                 <w:sz w:val="22"/>
                 <w:szCs w:val="22"/>
               </w:rPr>
-              <w:t>{{ techo }}</w:t>
+              <w:t>{{ techo</w:t>
+            </w:r>
+            <w:proofErr w:type="gramEnd"/>
+            <w:r>
+              <w:rPr>
+                <w:rFonts w:asciiTheme="minorHAnsi" w:hAnsiTheme="minorHAnsi" w:cstheme="minorHAnsi"/>
+                <w:color w:val="000000" w:themeColor="text1"/>
+                <w:sz w:val="22"/>
+                <w:szCs w:val="22"/>
+              </w:rPr>
+              <w:t xml:space="preserve"> }}</w:t>
             </w:r>
           </w:p>
         </w:tc>
@@ -749,6 +868,7 @@
               </w:rPr>
               <w:t xml:space="preserve">Se cuenta con un plan de emergencia para casos de incendio, definido en el presente Programa interno de Protección civil, mismo que debe ser difundido y socializado con el personal de </w:t>
             </w:r>
+            <w:proofErr w:type="gramStart"/>
             <w:r>
               <w:rPr>
                 <w:rFonts w:asciiTheme="minorHAnsi" w:hAnsiTheme="minorHAnsi" w:cstheme="minorHAnsi"/>
@@ -758,7 +878,43 @@
                 <w:sz w:val="22"/>
                 <w:szCs w:val="22"/>
               </w:rPr>
-              <w:t xml:space="preserve">{{ razon_social }} </w:t>
+              <w:t xml:space="preserve">{{ </w:t>
+            </w:r>
+            <w:proofErr w:type="spellStart"/>
+            <w:r>
+              <w:rPr>
+                <w:rFonts w:asciiTheme="minorHAnsi" w:hAnsiTheme="minorHAnsi" w:cstheme="minorHAnsi"/>
+                <w:b/>
+                <w:bCs/>
+                <w:color w:val="000000" w:themeColor="text1"/>
+                <w:sz w:val="22"/>
+                <w:szCs w:val="22"/>
+              </w:rPr>
+              <w:t>razon</w:t>
+            </w:r>
+            <w:proofErr w:type="gramEnd"/>
+            <w:r>
+              <w:rPr>
+                <w:rFonts w:asciiTheme="minorHAnsi" w:hAnsiTheme="minorHAnsi" w:cstheme="minorHAnsi"/>
+                <w:b/>
+                <w:bCs/>
+                <w:color w:val="000000" w:themeColor="text1"/>
+                <w:sz w:val="22"/>
+                <w:szCs w:val="22"/>
+              </w:rPr>
+              <w:t>_social</w:t>
+            </w:r>
+            <w:proofErr w:type="spellEnd"/>
+            <w:r>
+              <w:rPr>
+                <w:rFonts w:asciiTheme="minorHAnsi" w:hAnsiTheme="minorHAnsi" w:cstheme="minorHAnsi"/>
+                <w:b/>
+                <w:bCs/>
+                <w:color w:val="000000" w:themeColor="text1"/>
+                <w:sz w:val="22"/>
+                <w:szCs w:val="22"/>
+              </w:rPr>
+              <w:t xml:space="preserve"> }} </w:t>
             </w:r>
             <w:r>
               <w:rPr>
@@ -768,7 +924,29 @@
                 <w:sz w:val="22"/>
                 <w:szCs w:val="22"/>
               </w:rPr>
-              <w:t>{{ nombre_comercial }}</w:t>
+              <w:t xml:space="preserve">{{ </w:t>
+            </w:r>
+            <w:proofErr w:type="spellStart"/>
+            <w:r>
+              <w:rPr>
+                <w:rFonts w:asciiTheme="minorHAnsi" w:hAnsiTheme="minorHAnsi" w:cstheme="minorHAnsi"/>
+                <w:b/>
+                <w:color w:val="000000" w:themeColor="text1"/>
+                <w:sz w:val="22"/>
+                <w:szCs w:val="22"/>
+              </w:rPr>
+              <w:t>nombre_comercial</w:t>
+            </w:r>
+            <w:proofErr w:type="spellEnd"/>
+            <w:r>
+              <w:rPr>
+                <w:rFonts w:asciiTheme="minorHAnsi" w:hAnsiTheme="minorHAnsi" w:cstheme="minorHAnsi"/>
+                <w:b/>
+                <w:color w:val="000000" w:themeColor="text1"/>
+                <w:sz w:val="22"/>
+                <w:szCs w:val="22"/>
+              </w:rPr>
+              <w:t xml:space="preserve"> }}</w:t>
             </w:r>
             <w:r>
               <w:rPr>
@@ -1110,6 +1288,7 @@
                 <w:szCs w:val="22"/>
               </w:rPr>
             </w:pPr>
+            <w:proofErr w:type="gramStart"/>
             <w:r>
               <w:rPr>
                 <w:rFonts w:asciiTheme="minorHAnsi" w:hAnsiTheme="minorHAnsi" w:cstheme="minorHAnsi"/>
@@ -1117,7 +1296,17 @@
                 <w:sz w:val="22"/>
                 <w:szCs w:val="22"/>
               </w:rPr>
-              <w:t>{{ pisos }}</w:t>
+              <w:t>{{ pisos</w:t>
+            </w:r>
+            <w:proofErr w:type="gramEnd"/>
+            <w:r>
+              <w:rPr>
+                <w:rFonts w:asciiTheme="minorHAnsi" w:hAnsiTheme="minorHAnsi" w:cstheme="minorHAnsi"/>
+                <w:color w:val="000000" w:themeColor="text1"/>
+                <w:sz w:val="22"/>
+                <w:szCs w:val="22"/>
+              </w:rPr>
+              <w:t xml:space="preserve"> }}</w:t>
             </w:r>
           </w:p>
         </w:tc>
@@ -1191,6 +1380,7 @@
                 <w:szCs w:val="22"/>
               </w:rPr>
             </w:pPr>
+            <w:proofErr w:type="gramStart"/>
             <w:r>
               <w:rPr>
                 <w:rFonts w:asciiTheme="minorHAnsi" w:hAnsiTheme="minorHAnsi" w:cstheme="minorHAnsi"/>
@@ -1198,7 +1388,28 @@
                 <w:sz w:val="22"/>
                 <w:szCs w:val="22"/>
               </w:rPr>
-              <w:t>{{ electrico }}</w:t>
+              <w:t xml:space="preserve">{{ </w:t>
+            </w:r>
+            <w:proofErr w:type="spellStart"/>
+            <w:r>
+              <w:rPr>
+                <w:rFonts w:asciiTheme="minorHAnsi" w:hAnsiTheme="minorHAnsi" w:cstheme="minorHAnsi"/>
+                <w:color w:val="000000" w:themeColor="text1"/>
+                <w:sz w:val="22"/>
+                <w:szCs w:val="22"/>
+              </w:rPr>
+              <w:t>electrico</w:t>
+            </w:r>
+            <w:proofErr w:type="spellEnd"/>
+            <w:proofErr w:type="gramEnd"/>
+            <w:r>
+              <w:rPr>
+                <w:rFonts w:asciiTheme="minorHAnsi" w:hAnsiTheme="minorHAnsi" w:cstheme="minorHAnsi"/>
+                <w:color w:val="000000" w:themeColor="text1"/>
+                <w:sz w:val="22"/>
+                <w:szCs w:val="22"/>
+              </w:rPr>
+              <w:t xml:space="preserve"> }}</w:t>
             </w:r>
           </w:p>
         </w:tc>
@@ -1324,12 +1535,21 @@
                 <w:color w:val="000000" w:themeColor="text1"/>
               </w:rPr>
             </w:pPr>
+            <w:proofErr w:type="gramStart"/>
             <w:r>
               <w:rPr>
                 <w:rFonts w:cstheme="minorHAnsi"/>
                 <w:color w:val="000000" w:themeColor="text1"/>
               </w:rPr>
-              <w:t>{{ alarma }}</w:t>
+              <w:t>{{ alarma</w:t>
+            </w:r>
+            <w:proofErr w:type="gramEnd"/>
+            <w:r>
+              <w:rPr>
+                <w:rFonts w:cstheme="minorHAnsi"/>
+                <w:color w:val="000000" w:themeColor="text1"/>
+              </w:rPr>
+              <w:t xml:space="preserve"> }}</w:t>
             </w:r>
           </w:p>
         </w:tc>
@@ -1394,12 +1614,21 @@
                 <w:color w:val="000000" w:themeColor="text1"/>
               </w:rPr>
             </w:pPr>
+            <w:proofErr w:type="gramStart"/>
             <w:r>
               <w:rPr>
                 <w:rFonts w:cstheme="minorHAnsi"/>
                 <w:color w:val="000000" w:themeColor="text1"/>
               </w:rPr>
-              <w:t>{{ puerta }}</w:t>
+              <w:t>{{ puerta</w:t>
+            </w:r>
+            <w:proofErr w:type="gramEnd"/>
+            <w:r>
+              <w:rPr>
+                <w:rFonts w:cstheme="minorHAnsi"/>
+                <w:color w:val="000000" w:themeColor="text1"/>
+              </w:rPr>
+              <w:t xml:space="preserve"> }}</w:t>
             </w:r>
           </w:p>
         </w:tc>
@@ -1587,7 +1816,23 @@
                 <w:rFonts w:cstheme="minorHAnsi"/>
                 <w:color w:val="000000" w:themeColor="text1"/>
               </w:rPr>
-              <w:t>{{ botiquin }}</w:t>
+              <w:t xml:space="preserve">{{ </w:t>
+            </w:r>
+            <w:proofErr w:type="spellStart"/>
+            <w:r>
+              <w:rPr>
+                <w:rFonts w:cstheme="minorHAnsi"/>
+                <w:color w:val="000000" w:themeColor="text1"/>
+              </w:rPr>
+              <w:t>botiquin</w:t>
+            </w:r>
+            <w:proofErr w:type="spellEnd"/>
+            <w:r>
+              <w:rPr>
+                <w:rFonts w:cstheme="minorHAnsi"/>
+                <w:color w:val="000000" w:themeColor="text1"/>
+              </w:rPr>
+              <w:t xml:space="preserve"> }}</w:t>
             </w:r>
           </w:p>
         </w:tc>
@@ -1830,7 +2075,23 @@
                 <w:rFonts w:cstheme="minorHAnsi"/>
                 <w:color w:val="000000" w:themeColor="text1"/>
               </w:rPr>
-              <w:t>{{ banio }}</w:t>
+              <w:t xml:space="preserve">{{ </w:t>
+            </w:r>
+            <w:proofErr w:type="spellStart"/>
+            <w:r>
+              <w:rPr>
+                <w:rFonts w:cstheme="minorHAnsi"/>
+                <w:color w:val="000000" w:themeColor="text1"/>
+              </w:rPr>
+              <w:t>banio</w:t>
+            </w:r>
+            <w:proofErr w:type="spellEnd"/>
+            <w:r>
+              <w:rPr>
+                <w:rFonts w:cstheme="minorHAnsi"/>
+                <w:color w:val="000000" w:themeColor="text1"/>
+              </w:rPr>
+              <w:t xml:space="preserve"> }}</w:t>
             </w:r>
           </w:p>
         </w:tc>
@@ -1945,7 +2206,23 @@
                 <w:rFonts w:cstheme="minorHAnsi"/>
                 <w:color w:val="000000" w:themeColor="text1"/>
               </w:rPr>
-              <w:t>{{ dh }}</w:t>
+              <w:t xml:space="preserve">{{ </w:t>
+            </w:r>
+            <w:proofErr w:type="spellStart"/>
+            <w:r>
+              <w:rPr>
+                <w:rFonts w:cstheme="minorHAnsi"/>
+                <w:color w:val="000000" w:themeColor="text1"/>
+              </w:rPr>
+              <w:t>dh</w:t>
+            </w:r>
+            <w:proofErr w:type="spellEnd"/>
+            <w:r>
+              <w:rPr>
+                <w:rFonts w:cstheme="minorHAnsi"/>
+                <w:color w:val="000000" w:themeColor="text1"/>
+              </w:rPr>
+              <w:t xml:space="preserve"> }}</w:t>
             </w:r>
           </w:p>
         </w:tc>
@@ -2972,7 +3249,35 @@
         <w:bCs/>
         <w:color w:val="00B0F0"/>
       </w:rPr>
-      <w:t>PROGRAMA INTERNO DE PROTECCIÓN CIVIL 2024</w:t>
+      <w:t xml:space="preserve">PROGRAMA INTERNO DE PROTECCIÓN CIVIL </w:t>
+    </w:r>
+    <w:proofErr w:type="gramStart"/>
+    <w:r>
+      <w:rPr>
+        <w:b/>
+        <w:bCs/>
+        <w:color w:val="00B0F0"/>
+      </w:rPr>
+      <w:t xml:space="preserve">{{ </w:t>
+    </w:r>
+    <w:proofErr w:type="spellStart"/>
+    <w:r>
+      <w:rPr>
+        <w:b/>
+        <w:bCs/>
+        <w:color w:val="00B0F0"/>
+      </w:rPr>
+      <w:t>anio</w:t>
+    </w:r>
+    <w:proofErr w:type="spellEnd"/>
+    <w:proofErr w:type="gramEnd"/>
+    <w:r>
+      <w:rPr>
+        <w:b/>
+        <w:bCs/>
+        <w:color w:val="00B0F0"/>
+      </w:rPr>
+      <w:t xml:space="preserve"> }}</w:t>
     </w:r>
   </w:p>
   <w:p>
@@ -2989,13 +3294,41 @@
         <w:color w:val="00B0F0"/>
       </w:rPr>
     </w:pPr>
+    <w:proofErr w:type="gramStart"/>
     <w:r>
       <w:rPr>
         <w:b/>
         <w:bCs/>
         <w:color w:val="00B0F0"/>
       </w:rPr>
-      <w:t>{{ razon_social }}</w:t>
+      <w:t xml:space="preserve">{{ </w:t>
+    </w:r>
+    <w:proofErr w:type="spellStart"/>
+    <w:r>
+      <w:rPr>
+        <w:b/>
+        <w:bCs/>
+        <w:color w:val="00B0F0"/>
+      </w:rPr>
+      <w:t>razon</w:t>
+    </w:r>
+    <w:proofErr w:type="gramEnd"/>
+    <w:r>
+      <w:rPr>
+        <w:b/>
+        <w:bCs/>
+        <w:color w:val="00B0F0"/>
+      </w:rPr>
+      <w:t>_social</w:t>
+    </w:r>
+    <w:proofErr w:type="spellEnd"/>
+    <w:r>
+      <w:rPr>
+        <w:b/>
+        <w:bCs/>
+        <w:color w:val="00B0F0"/>
+      </w:rPr>
+      <w:t xml:space="preserve"> }}</w:t>
     </w:r>
   </w:p>
   <w:p>
@@ -3008,13 +3341,41 @@
       <w:ind w:right="2034"/>
       <w:jc w:val="center"/>
     </w:pPr>
+    <w:proofErr w:type="gramStart"/>
     <w:r>
       <w:rPr>
         <w:b/>
         <w:bCs/>
         <w:color w:val="00B0F0"/>
       </w:rPr>
-      <w:t>{{ nombre_comercial }}</w:t>
+      <w:t xml:space="preserve">{{ </w:t>
+    </w:r>
+    <w:proofErr w:type="spellStart"/>
+    <w:r>
+      <w:rPr>
+        <w:b/>
+        <w:bCs/>
+        <w:color w:val="00B0F0"/>
+      </w:rPr>
+      <w:t>nombre</w:t>
+    </w:r>
+    <w:proofErr w:type="gramEnd"/>
+    <w:r>
+      <w:rPr>
+        <w:b/>
+        <w:bCs/>
+        <w:color w:val="00B0F0"/>
+      </w:rPr>
+      <w:t>_comercial</w:t>
+    </w:r>
+    <w:proofErr w:type="spellEnd"/>
+    <w:r>
+      <w:rPr>
+        <w:b/>
+        <w:bCs/>
+        <w:color w:val="00B0F0"/>
+      </w:rPr>
+      <w:t xml:space="preserve"> }}</w:t>
     </w:r>
     <w:r>
       <w:rPr>
@@ -3114,7 +3475,23 @@
         <w:rFonts w:cstheme="minorHAnsi"/>
         <w:b/>
       </w:rPr>
-      <w:t>**Anio_actual**</w:t>
+      <w:t>**</w:t>
+    </w:r>
+    <w:proofErr w:type="spellStart"/>
+    <w:r>
+      <w:rPr>
+        <w:rFonts w:cstheme="minorHAnsi"/>
+        <w:b/>
+      </w:rPr>
+      <w:t>Anio_actual</w:t>
+    </w:r>
+    <w:proofErr w:type="spellEnd"/>
+    <w:r>
+      <w:rPr>
+        <w:rFonts w:cstheme="minorHAnsi"/>
+        <w:b/>
+      </w:rPr>
+      <w:t>**</w:t>
     </w:r>
   </w:p>
   <w:p>
@@ -3136,7 +3513,23 @@
         <w:rFonts w:cstheme="minorHAnsi"/>
         <w:b/>
       </w:rPr>
-      <w:t>**Razon_social**</w:t>
+      <w:t>**</w:t>
+    </w:r>
+    <w:proofErr w:type="spellStart"/>
+    <w:r>
+      <w:rPr>
+        <w:rFonts w:cstheme="minorHAnsi"/>
+        <w:b/>
+      </w:rPr>
+      <w:t>Razon_social</w:t>
+    </w:r>
+    <w:proofErr w:type="spellEnd"/>
+    <w:r>
+      <w:rPr>
+        <w:rFonts w:cstheme="minorHAnsi"/>
+        <w:b/>
+      </w:rPr>
+      <w:t>**</w:t>
     </w:r>
   </w:p>
   <w:p>
@@ -3153,7 +3546,21 @@
       <w:rPr>
         <w:b/>
       </w:rPr>
-      <w:t>**Nombre_comercial**</w:t>
+      <w:t>**</w:t>
+    </w:r>
+    <w:proofErr w:type="spellStart"/>
+    <w:r>
+      <w:rPr>
+        <w:b/>
+      </w:rPr>
+      <w:t>Nombre_comercial</w:t>
+    </w:r>
+    <w:proofErr w:type="spellEnd"/>
+    <w:r>
+      <w:rPr>
+        <w:b/>
+      </w:rPr>
+      <w:t>**</w:t>
     </w:r>
   </w:p>
 </w:hdr>

--- a/Inputs/Templates/MF Farmcia_GDL.docx
+++ b/Inputs/Templates/MF Farmcia_GDL.docx
@@ -41,24 +41,14 @@
           <w:rFonts w:cstheme="minorHAnsi"/>
           <w:color w:val="000000" w:themeColor="text1"/>
         </w:rPr>
-        <w:t xml:space="preserve">Riesgos internos y circundantes. </w:t>
+        <w:t>El inmueble</w:t>
       </w:r>
-    </w:p>
-    <w:p>
-      <w:pPr>
-        <w:spacing w:line="360" w:lineRule="auto"/>
-        <w:jc w:val="both"/>
-        <w:rPr>
-          <w:rFonts w:cstheme="minorHAnsi"/>
-          <w:color w:val="000000" w:themeColor="text1"/>
-        </w:rPr>
-      </w:pPr>
       <w:r>
         <w:rPr>
           <w:rFonts w:cstheme="minorHAnsi"/>
           <w:color w:val="000000" w:themeColor="text1"/>
         </w:rPr>
-        <w:t xml:space="preserve">La sucursal </w:t>
+        <w:t xml:space="preserve"> </w:t>
       </w:r>
       <w:proofErr w:type="gramStart"/>
       <w:r>
@@ -151,7 +141,21 @@
           <w:rFonts w:cstheme="minorHAnsi"/>
           <w:color w:val="000000" w:themeColor="text1"/>
         </w:rPr>
-        <w:t>se ubica frente a una vialidad altamente transitada, colinda con otros inmuebles de servicios con giro comercial.</w:t>
+        <w:t xml:space="preserve">se ubica </w:t>
+      </w:r>
+      <w:r>
+        <w:rPr>
+          <w:rFonts w:cstheme="minorHAnsi"/>
+          <w:color w:val="000000" w:themeColor="text1"/>
+        </w:rPr>
+        <w:t>al sur de {{ norte }}, al norte de {{ sur }}, al este de {{ oeste }} y al oeste de {{ este }}</w:t>
+      </w:r>
+      <w:r>
+        <w:rPr>
+          <w:rFonts w:cstheme="minorHAnsi"/>
+          <w:color w:val="000000" w:themeColor="text1"/>
+        </w:rPr>
+        <w:t>.</w:t>
       </w:r>
       <w:r>
         <w:rPr>
@@ -181,7 +185,7 @@
           <w:rFonts w:cstheme="minorHAnsi"/>
           <w:color w:val="000000" w:themeColor="text1"/>
         </w:rPr>
-        <w:t xml:space="preserve">El horario de atención de servicios es de </w:t>
+        <w:t xml:space="preserve">El horario de atención es de </w:t>
       </w:r>
       <w:proofErr w:type="gramStart"/>
       <w:r>
@@ -339,7 +343,7 @@
       </w:tblGrid>
       <w:tr>
         <w:trPr>
-          <w:trHeight w:val="3249"/>
+          <w:trHeight w:val="3288"/>
         </w:trPr>
         <w:tc>
           <w:tcPr>
@@ -350,6 +354,7 @@
             <w:pPr>
               <w:pStyle w:val="Default"/>
               <w:spacing w:line="360" w:lineRule="auto"/>
+              <w:jc w:val="both"/>
               <w:rPr>
                 <w:rFonts w:asciiTheme="minorHAnsi" w:hAnsiTheme="minorHAnsi" w:cstheme="minorHAnsi"/>
                 <w:color w:val="000000" w:themeColor="text1"/>
@@ -410,7 +415,48 @@
       </w:tr>
       <w:tr>
         <w:trPr>
-          <w:trHeight w:val="3249"/>
+          <w:trHeight w:val="57"/>
+        </w:trPr>
+        <w:tc>
+          <w:tcPr>
+            <w:tcW w:w="4414" w:type="dxa"/>
+            <w:vAlign w:val="center"/>
+          </w:tcPr>
+          <w:p>
+            <w:pPr>
+              <w:pStyle w:val="Default"/>
+              <w:jc w:val="both"/>
+              <w:rPr>
+                <w:rFonts w:asciiTheme="minorHAnsi" w:hAnsiTheme="minorHAnsi" w:cstheme="minorHAnsi"/>
+                <w:color w:val="000000" w:themeColor="text1"/>
+                <w:sz w:val="20"/>
+                <w:szCs w:val="20"/>
+              </w:rPr>
+            </w:pPr>
+          </w:p>
+        </w:tc>
+        <w:tc>
+          <w:tcPr>
+            <w:tcW w:w="4414" w:type="dxa"/>
+            <w:vAlign w:val="center"/>
+          </w:tcPr>
+          <w:p>
+            <w:pPr>
+              <w:pStyle w:val="Default"/>
+              <w:jc w:val="center"/>
+              <w:rPr>
+                <w:rFonts w:asciiTheme="minorHAnsi" w:hAnsiTheme="minorHAnsi" w:cstheme="minorHAnsi"/>
+                <w:color w:val="000000" w:themeColor="text1"/>
+                <w:sz w:val="20"/>
+                <w:szCs w:val="20"/>
+              </w:rPr>
+            </w:pPr>
+          </w:p>
+        </w:tc>
+      </w:tr>
+      <w:tr>
+        <w:trPr>
+          <w:trHeight w:val="3288"/>
         </w:trPr>
         <w:tc>
           <w:tcPr>
@@ -421,6 +467,7 @@
             <w:pPr>
               <w:pStyle w:val="Default"/>
               <w:spacing w:line="360" w:lineRule="auto"/>
+              <w:jc w:val="both"/>
               <w:rPr>
                 <w:rFonts w:asciiTheme="minorHAnsi" w:hAnsiTheme="minorHAnsi" w:cstheme="minorHAnsi"/>
                 <w:color w:val="000000" w:themeColor="text1"/>
@@ -474,8 +521,367 @@
                 <w:sz w:val="22"/>
                 <w:szCs w:val="22"/>
               </w:rPr>
-              <w:t>2 }}</w:t>
+              <w:t>1</w:t>
             </w:r>
+            <w:r>
+              <w:rPr>
+                <w:rFonts w:asciiTheme="minorHAnsi" w:hAnsiTheme="minorHAnsi" w:cstheme="minorHAnsi"/>
+                <w:color w:val="000000" w:themeColor="text1"/>
+                <w:sz w:val="22"/>
+                <w:szCs w:val="22"/>
+              </w:rPr>
+              <w:t xml:space="preserve"> }}</w:t>
+            </w:r>
+          </w:p>
+        </w:tc>
+      </w:tr>
+    </w:tbl>
+    <w:p>
+      <w:pPr>
+        <w:rPr>
+          <w:rFonts w:cstheme="minorHAnsi"/>
+          <w:color w:val="000000" w:themeColor="text1"/>
+        </w:rPr>
+      </w:pPr>
+      <w:r>
+        <w:rPr>
+          <w:rFonts w:cstheme="minorHAnsi"/>
+          <w:color w:val="000000" w:themeColor="text1"/>
+        </w:rPr>
+        <w:br w:type="page"/>
+      </w:r>
+    </w:p>
+    <w:p>
+      <w:pPr>
+        <w:rPr>
+          <w:rFonts w:cstheme="minorHAnsi"/>
+          <w:color w:val="000000" w:themeColor="text1"/>
+        </w:rPr>
+      </w:pPr>
+    </w:p>
+    <w:tbl>
+      <w:tblPr>
+        <w:tblStyle w:val="Tablaconcuadrcula"/>
+        <w:tblW w:w="0" w:type="auto"/>
+        <w:tblInd w:w="-5" w:type="dxa"/>
+        <w:tblBorders>
+          <w:top w:val="none" w:sz="0" w:space="0" w:color="auto"/>
+          <w:left w:val="none" w:sz="0" w:space="0" w:color="auto"/>
+          <w:bottom w:val="none" w:sz="0" w:space="0" w:color="auto"/>
+          <w:right w:val="none" w:sz="0" w:space="0" w:color="auto"/>
+          <w:insideH w:val="none" w:sz="0" w:space="0" w:color="auto"/>
+          <w:insideV w:val="none" w:sz="0" w:space="0" w:color="auto"/>
+        </w:tblBorders>
+        <w:tblLook w:val="04A0" w:firstRow="1" w:lastRow="0" w:firstColumn="1" w:lastColumn="0" w:noHBand="0" w:noVBand="1"/>
+      </w:tblPr>
+      <w:tblGrid>
+        <w:gridCol w:w="4416"/>
+        <w:gridCol w:w="4417"/>
+      </w:tblGrid>
+      <w:tr>
+        <w:tc>
+          <w:tcPr>
+            <w:tcW w:w="8833" w:type="dxa"/>
+            <w:gridSpan w:val="2"/>
+            <w:vAlign w:val="center"/>
+          </w:tcPr>
+          <w:p>
+            <w:pPr>
+              <w:pStyle w:val="Default"/>
+              <w:spacing w:line="360" w:lineRule="auto"/>
+              <w:rPr>
+                <w:rFonts w:asciiTheme="minorHAnsi" w:hAnsiTheme="minorHAnsi" w:cstheme="minorHAnsi"/>
+                <w:color w:val="000000" w:themeColor="text1"/>
+                <w:sz w:val="22"/>
+                <w:szCs w:val="22"/>
+              </w:rPr>
+            </w:pPr>
+            <w:r>
+              <w:rPr>
+                <w:rFonts w:asciiTheme="minorHAnsi" w:hAnsiTheme="minorHAnsi" w:cstheme="minorHAnsi"/>
+                <w:color w:val="000000" w:themeColor="text1"/>
+                <w:sz w:val="22"/>
+                <w:szCs w:val="22"/>
+              </w:rPr>
+              <w:t>La cantidad de equipos contra incendio se encuentran vigentes.  Se recomienda mantener a 1.50 metros y libres de obstáculos, previa señalamiento informativo</w:t>
+            </w:r>
+            <w:r>
+              <w:rPr>
+                <w:rFonts w:asciiTheme="minorHAnsi" w:hAnsiTheme="minorHAnsi" w:cstheme="minorHAnsi"/>
+                <w:color w:val="000000" w:themeColor="text1"/>
+                <w:sz w:val="22"/>
+                <w:szCs w:val="22"/>
+              </w:rPr>
+              <w:t>.</w:t>
+            </w:r>
+          </w:p>
+        </w:tc>
+      </w:tr>
+      <w:tr>
+        <w:trPr>
+          <w:trHeight w:val="3888"/>
+        </w:trPr>
+        <w:tc>
+          <w:tcPr>
+            <w:tcW w:w="4416" w:type="dxa"/>
+            <w:vAlign w:val="center"/>
+          </w:tcPr>
+          <w:p>
+            <w:pPr>
+              <w:pStyle w:val="Default"/>
+              <w:spacing w:line="360" w:lineRule="auto"/>
+              <w:jc w:val="center"/>
+              <w:rPr>
+                <w:rFonts w:asciiTheme="minorHAnsi" w:hAnsiTheme="minorHAnsi" w:cstheme="minorHAnsi"/>
+                <w:color w:val="000000" w:themeColor="text1"/>
+                <w:sz w:val="22"/>
+                <w:szCs w:val="22"/>
+              </w:rPr>
+            </w:pPr>
+            <w:proofErr w:type="gramStart"/>
+            <w:r>
+              <w:rPr>
+                <w:rFonts w:asciiTheme="minorHAnsi" w:hAnsiTheme="minorHAnsi" w:cstheme="minorHAnsi"/>
+                <w:color w:val="000000" w:themeColor="text1"/>
+                <w:sz w:val="22"/>
+                <w:szCs w:val="22"/>
+              </w:rPr>
+              <w:t>{{ ext</w:t>
+            </w:r>
+            <w:proofErr w:type="gramEnd"/>
+            <w:r>
+              <w:rPr>
+                <w:rFonts w:asciiTheme="minorHAnsi" w:hAnsiTheme="minorHAnsi" w:cstheme="minorHAnsi"/>
+                <w:color w:val="000000" w:themeColor="text1"/>
+                <w:sz w:val="22"/>
+                <w:szCs w:val="22"/>
+              </w:rPr>
+              <w:t>1 }}</w:t>
+            </w:r>
+          </w:p>
+        </w:tc>
+        <w:tc>
+          <w:tcPr>
+            <w:tcW w:w="4417" w:type="dxa"/>
+            <w:vAlign w:val="center"/>
+          </w:tcPr>
+          <w:p>
+            <w:pPr>
+              <w:pStyle w:val="Default"/>
+              <w:spacing w:line="360" w:lineRule="auto"/>
+              <w:jc w:val="center"/>
+              <w:rPr>
+                <w:rFonts w:asciiTheme="minorHAnsi" w:hAnsiTheme="minorHAnsi" w:cstheme="minorHAnsi"/>
+                <w:color w:val="000000" w:themeColor="text1"/>
+                <w:sz w:val="22"/>
+                <w:szCs w:val="22"/>
+              </w:rPr>
+            </w:pPr>
+            <w:proofErr w:type="gramStart"/>
+            <w:r>
+              <w:rPr>
+                <w:rFonts w:asciiTheme="minorHAnsi" w:hAnsiTheme="minorHAnsi" w:cstheme="minorHAnsi"/>
+                <w:color w:val="000000" w:themeColor="text1"/>
+                <w:sz w:val="22"/>
+                <w:szCs w:val="22"/>
+              </w:rPr>
+              <w:t>{{ ext</w:t>
+            </w:r>
+            <w:proofErr w:type="gramEnd"/>
+            <w:r>
+              <w:rPr>
+                <w:rFonts w:asciiTheme="minorHAnsi" w:hAnsiTheme="minorHAnsi" w:cstheme="minorHAnsi"/>
+                <w:color w:val="000000" w:themeColor="text1"/>
+                <w:sz w:val="22"/>
+                <w:szCs w:val="22"/>
+              </w:rPr>
+              <w:t>2</w:t>
+            </w:r>
+            <w:r>
+              <w:rPr>
+                <w:rFonts w:asciiTheme="minorHAnsi" w:hAnsiTheme="minorHAnsi" w:cstheme="minorHAnsi"/>
+                <w:color w:val="000000" w:themeColor="text1"/>
+                <w:sz w:val="22"/>
+                <w:szCs w:val="22"/>
+              </w:rPr>
+              <w:t xml:space="preserve"> }}</w:t>
+            </w:r>
+          </w:p>
+        </w:tc>
+      </w:tr>
+      <w:tr>
+        <w:trPr>
+          <w:trHeight w:val="3288"/>
+        </w:trPr>
+        <w:tc>
+          <w:tcPr>
+            <w:tcW w:w="4416" w:type="dxa"/>
+            <w:vAlign w:val="center"/>
+          </w:tcPr>
+          <w:p>
+            <w:pPr>
+              <w:pStyle w:val="Default"/>
+              <w:spacing w:line="360" w:lineRule="auto"/>
+              <w:jc w:val="both"/>
+              <w:rPr>
+                <w:rFonts w:asciiTheme="minorHAnsi" w:hAnsiTheme="minorHAnsi" w:cstheme="minorHAnsi"/>
+                <w:color w:val="000000" w:themeColor="text1"/>
+                <w:sz w:val="22"/>
+                <w:szCs w:val="22"/>
+              </w:rPr>
+            </w:pPr>
+            <w:r>
+              <w:rPr>
+                <w:rFonts w:asciiTheme="minorHAnsi" w:hAnsiTheme="minorHAnsi" w:cstheme="minorHAnsi"/>
+                <w:color w:val="000000" w:themeColor="text1"/>
+                <w:sz w:val="22"/>
+                <w:szCs w:val="22"/>
+              </w:rPr>
+              <w:t>Cuenta con mantenimiento a techo, lozas y azotea debe registrarse en bitácora, dando evidencia de limpieza en bajadas pluviales, aplicación de impermeabilizante, mantenimiento preventivo y correctivo</w:t>
+            </w:r>
+            <w:r>
+              <w:rPr>
+                <w:rFonts w:asciiTheme="minorHAnsi" w:hAnsiTheme="minorHAnsi" w:cstheme="minorHAnsi"/>
+                <w:noProof/>
+                <w:color w:val="000000" w:themeColor="text1"/>
+                <w:sz w:val="22"/>
+                <w:szCs w:val="22"/>
+                <w:lang w:eastAsia="es-MX"/>
+              </w:rPr>
+              <w:t>.  En techo cuenta con iluminación tipo LED y ahorradores de energía.</w:t>
+            </w:r>
+          </w:p>
+        </w:tc>
+        <w:tc>
+          <w:tcPr>
+            <w:tcW w:w="4417" w:type="dxa"/>
+            <w:vAlign w:val="center"/>
+          </w:tcPr>
+          <w:p>
+            <w:pPr>
+              <w:pStyle w:val="Default"/>
+              <w:spacing w:line="360" w:lineRule="auto"/>
+              <w:jc w:val="center"/>
+              <w:rPr>
+                <w:rFonts w:asciiTheme="minorHAnsi" w:hAnsiTheme="minorHAnsi" w:cstheme="minorHAnsi"/>
+                <w:color w:val="000000" w:themeColor="text1"/>
+                <w:sz w:val="22"/>
+                <w:szCs w:val="22"/>
+              </w:rPr>
+            </w:pPr>
+            <w:proofErr w:type="gramStart"/>
+            <w:r>
+              <w:rPr>
+                <w:rFonts w:asciiTheme="minorHAnsi" w:hAnsiTheme="minorHAnsi" w:cstheme="minorHAnsi"/>
+                <w:color w:val="000000" w:themeColor="text1"/>
+                <w:sz w:val="22"/>
+                <w:szCs w:val="22"/>
+              </w:rPr>
+              <w:t>{{ techo</w:t>
+            </w:r>
+            <w:proofErr w:type="gramEnd"/>
+            <w:r>
+              <w:rPr>
+                <w:rFonts w:asciiTheme="minorHAnsi" w:hAnsiTheme="minorHAnsi" w:cstheme="minorHAnsi"/>
+                <w:color w:val="000000" w:themeColor="text1"/>
+                <w:sz w:val="22"/>
+                <w:szCs w:val="22"/>
+              </w:rPr>
+              <w:t xml:space="preserve"> }}</w:t>
+            </w:r>
+          </w:p>
+        </w:tc>
+      </w:tr>
+      <w:tr>
+        <w:trPr>
+          <w:trHeight w:val="57"/>
+        </w:trPr>
+        <w:tc>
+          <w:tcPr>
+            <w:tcW w:w="4416" w:type="dxa"/>
+            <w:vAlign w:val="center"/>
+          </w:tcPr>
+          <w:p>
+            <w:pPr>
+              <w:pStyle w:val="Default"/>
+              <w:jc w:val="both"/>
+              <w:rPr>
+                <w:rFonts w:asciiTheme="minorHAnsi" w:hAnsiTheme="minorHAnsi" w:cstheme="minorHAnsi"/>
+                <w:color w:val="000000" w:themeColor="text1"/>
+                <w:sz w:val="20"/>
+                <w:szCs w:val="20"/>
+              </w:rPr>
+            </w:pPr>
+          </w:p>
+        </w:tc>
+        <w:tc>
+          <w:tcPr>
+            <w:tcW w:w="4417" w:type="dxa"/>
+            <w:vAlign w:val="center"/>
+          </w:tcPr>
+          <w:p>
+            <w:pPr>
+              <w:pStyle w:val="Default"/>
+              <w:jc w:val="center"/>
+              <w:rPr>
+                <w:rFonts w:asciiTheme="minorHAnsi" w:hAnsiTheme="minorHAnsi" w:cstheme="minorHAnsi"/>
+                <w:color w:val="000000" w:themeColor="text1"/>
+                <w:sz w:val="20"/>
+                <w:szCs w:val="20"/>
+              </w:rPr>
+            </w:pPr>
+          </w:p>
+        </w:tc>
+      </w:tr>
+      <w:tr>
+        <w:trPr>
+          <w:trHeight w:val="3288"/>
+        </w:trPr>
+        <w:tc>
+          <w:tcPr>
+            <w:tcW w:w="4416" w:type="dxa"/>
+            <w:vAlign w:val="center"/>
+          </w:tcPr>
+          <w:p>
+            <w:pPr>
+              <w:pStyle w:val="Default"/>
+              <w:spacing w:line="360" w:lineRule="auto"/>
+              <w:jc w:val="both"/>
+              <w:rPr>
+                <w:rFonts w:asciiTheme="minorHAnsi" w:hAnsiTheme="minorHAnsi" w:cstheme="minorHAnsi"/>
+                <w:color w:val="000000" w:themeColor="text1"/>
+                <w:sz w:val="22"/>
+                <w:szCs w:val="22"/>
+              </w:rPr>
+            </w:pPr>
+            <w:r>
+              <w:rPr>
+                <w:rFonts w:asciiTheme="minorHAnsi" w:hAnsiTheme="minorHAnsi" w:cstheme="minorHAnsi"/>
+                <w:color w:val="000000" w:themeColor="text1"/>
+                <w:sz w:val="22"/>
+                <w:szCs w:val="22"/>
+              </w:rPr>
+              <w:t>No cuenta con instalación de gas LP.</w:t>
+            </w:r>
+          </w:p>
+        </w:tc>
+        <w:tc>
+          <w:tcPr>
+            <w:tcW w:w="4417" w:type="dxa"/>
+            <w:vAlign w:val="center"/>
+          </w:tcPr>
+          <w:p>
+            <w:pPr>
+              <w:pStyle w:val="Default"/>
+              <w:spacing w:line="360" w:lineRule="auto"/>
+              <w:jc w:val="center"/>
+              <w:rPr>
+                <w:rFonts w:asciiTheme="minorHAnsi" w:hAnsiTheme="minorHAnsi" w:cstheme="minorHAnsi"/>
+                <w:color w:val="000000" w:themeColor="text1"/>
+                <w:sz w:val="22"/>
+                <w:szCs w:val="22"/>
+              </w:rPr>
+            </w:pPr>
           </w:p>
         </w:tc>
       </w:tr>
@@ -521,331 +927,16 @@
         <w:tblLook w:val="04A0" w:firstRow="1" w:lastRow="0" w:firstColumn="1" w:lastColumn="0" w:noHBand="0" w:noVBand="1"/>
       </w:tblPr>
       <w:tblGrid>
-        <w:gridCol w:w="4395"/>
-        <w:gridCol w:w="4438"/>
+        <w:gridCol w:w="2977"/>
+        <w:gridCol w:w="2717"/>
+        <w:gridCol w:w="451"/>
+        <w:gridCol w:w="2688"/>
       </w:tblGrid>
       <w:tr>
         <w:tc>
           <w:tcPr>
             <w:tcW w:w="8833" w:type="dxa"/>
-            <w:gridSpan w:val="2"/>
-            <w:vAlign w:val="center"/>
-          </w:tcPr>
-          <w:p>
-            <w:pPr>
-              <w:pStyle w:val="Default"/>
-              <w:spacing w:line="360" w:lineRule="auto"/>
-              <w:rPr>
-                <w:rFonts w:asciiTheme="minorHAnsi" w:hAnsiTheme="minorHAnsi" w:cstheme="minorHAnsi"/>
-                <w:color w:val="000000" w:themeColor="text1"/>
-                <w:sz w:val="22"/>
-                <w:szCs w:val="22"/>
-              </w:rPr>
-            </w:pPr>
-            <w:r>
-              <w:rPr>
-                <w:rFonts w:asciiTheme="minorHAnsi" w:hAnsiTheme="minorHAnsi" w:cstheme="minorHAnsi"/>
-                <w:color w:val="000000" w:themeColor="text1"/>
-                <w:sz w:val="22"/>
-                <w:szCs w:val="22"/>
-              </w:rPr>
-              <w:t>La cantidad de equipos contra incendio se encuentran vigentes.  Se recomienda mantener a 1.50 metros y libres de obstáculos, previa señalamiento informativo</w:t>
-            </w:r>
-            <w:r>
-              <w:rPr>
-                <w:rFonts w:asciiTheme="minorHAnsi" w:hAnsiTheme="minorHAnsi" w:cstheme="minorHAnsi"/>
-                <w:color w:val="000000" w:themeColor="text1"/>
-                <w:sz w:val="22"/>
-                <w:szCs w:val="22"/>
-              </w:rPr>
-              <w:t>.</w:t>
-            </w:r>
-          </w:p>
-        </w:tc>
-      </w:tr>
-      <w:tr>
-        <w:trPr>
-          <w:trHeight w:val="4703"/>
-        </w:trPr>
-        <w:tc>
-          <w:tcPr>
-            <w:tcW w:w="4395" w:type="dxa"/>
-            <w:vAlign w:val="center"/>
-          </w:tcPr>
-          <w:p>
-            <w:pPr>
-              <w:pStyle w:val="Default"/>
-              <w:spacing w:line="360" w:lineRule="auto"/>
-              <w:jc w:val="center"/>
-              <w:rPr>
-                <w:rFonts w:asciiTheme="minorHAnsi" w:hAnsiTheme="minorHAnsi" w:cstheme="minorHAnsi"/>
-                <w:color w:val="000000" w:themeColor="text1"/>
-                <w:sz w:val="22"/>
-                <w:szCs w:val="22"/>
-              </w:rPr>
-            </w:pPr>
-            <w:proofErr w:type="gramStart"/>
-            <w:r>
-              <w:rPr>
-                <w:rFonts w:asciiTheme="minorHAnsi" w:hAnsiTheme="minorHAnsi" w:cstheme="minorHAnsi"/>
-                <w:color w:val="000000" w:themeColor="text1"/>
-                <w:sz w:val="22"/>
-                <w:szCs w:val="22"/>
-              </w:rPr>
-              <w:t>{{ ext</w:t>
-            </w:r>
-            <w:proofErr w:type="gramEnd"/>
-            <w:r>
-              <w:rPr>
-                <w:rFonts w:asciiTheme="minorHAnsi" w:hAnsiTheme="minorHAnsi" w:cstheme="minorHAnsi"/>
-                <w:color w:val="000000" w:themeColor="text1"/>
-                <w:sz w:val="22"/>
-                <w:szCs w:val="22"/>
-              </w:rPr>
-              <w:t>1 }}</w:t>
-            </w:r>
-          </w:p>
-        </w:tc>
-        <w:tc>
-          <w:tcPr>
-            <w:tcW w:w="4438" w:type="dxa"/>
-            <w:vAlign w:val="center"/>
-          </w:tcPr>
-          <w:p>
-            <w:pPr>
-              <w:pStyle w:val="Default"/>
-              <w:spacing w:line="360" w:lineRule="auto"/>
-              <w:jc w:val="center"/>
-              <w:rPr>
-                <w:rFonts w:asciiTheme="minorHAnsi" w:hAnsiTheme="minorHAnsi" w:cstheme="minorHAnsi"/>
-                <w:color w:val="000000" w:themeColor="text1"/>
-                <w:sz w:val="22"/>
-                <w:szCs w:val="22"/>
-              </w:rPr>
-            </w:pPr>
-            <w:proofErr w:type="gramStart"/>
-            <w:r>
-              <w:rPr>
-                <w:rFonts w:asciiTheme="minorHAnsi" w:hAnsiTheme="minorHAnsi" w:cstheme="minorHAnsi"/>
-                <w:color w:val="000000" w:themeColor="text1"/>
-                <w:sz w:val="22"/>
-                <w:szCs w:val="22"/>
-              </w:rPr>
-              <w:t>{{ ext</w:t>
-            </w:r>
-            <w:proofErr w:type="gramEnd"/>
-            <w:r>
-              <w:rPr>
-                <w:rFonts w:asciiTheme="minorHAnsi" w:hAnsiTheme="minorHAnsi" w:cstheme="minorHAnsi"/>
-                <w:color w:val="000000" w:themeColor="text1"/>
-                <w:sz w:val="22"/>
-                <w:szCs w:val="22"/>
-              </w:rPr>
-              <w:t>3</w:t>
-            </w:r>
-            <w:r>
-              <w:rPr>
-                <w:rFonts w:asciiTheme="minorHAnsi" w:hAnsiTheme="minorHAnsi" w:cstheme="minorHAnsi"/>
-                <w:color w:val="000000" w:themeColor="text1"/>
-                <w:sz w:val="22"/>
-                <w:szCs w:val="22"/>
-              </w:rPr>
-              <w:t xml:space="preserve"> }}</w:t>
-            </w:r>
-          </w:p>
-        </w:tc>
-      </w:tr>
-      <w:tr>
-        <w:trPr>
-          <w:trHeight w:val="4407"/>
-        </w:trPr>
-        <w:tc>
-          <w:tcPr>
-            <w:tcW w:w="4395" w:type="dxa"/>
-            <w:vAlign w:val="center"/>
-          </w:tcPr>
-          <w:p>
-            <w:pPr>
-              <w:pStyle w:val="Default"/>
-              <w:spacing w:line="360" w:lineRule="auto"/>
-              <w:rPr>
-                <w:rFonts w:asciiTheme="minorHAnsi" w:hAnsiTheme="minorHAnsi" w:cstheme="minorHAnsi"/>
-                <w:color w:val="000000" w:themeColor="text1"/>
-                <w:sz w:val="22"/>
-                <w:szCs w:val="22"/>
-              </w:rPr>
-            </w:pPr>
-            <w:r>
-              <w:rPr>
-                <w:rFonts w:asciiTheme="minorHAnsi" w:hAnsiTheme="minorHAnsi" w:cstheme="minorHAnsi"/>
-                <w:color w:val="000000" w:themeColor="text1"/>
-                <w:sz w:val="22"/>
-                <w:szCs w:val="22"/>
-              </w:rPr>
-              <w:t>Cuenta con mantenimiento a techo, lozas y azotea debe registrarse en bitácora, dando evidencia de limpieza en bajadas pluviales, aplicación de impermeabilizante, mantenimiento preventivo y correctivo</w:t>
-            </w:r>
-            <w:r>
-              <w:rPr>
-                <w:rFonts w:asciiTheme="minorHAnsi" w:hAnsiTheme="minorHAnsi" w:cstheme="minorHAnsi"/>
-                <w:noProof/>
-                <w:color w:val="000000" w:themeColor="text1"/>
-                <w:sz w:val="22"/>
-                <w:szCs w:val="22"/>
-                <w:lang w:eastAsia="es-MX"/>
-              </w:rPr>
-              <w:t>.  En techo cuenta con iluminación tipo LED y ahorradores de energía.</w:t>
-            </w:r>
-          </w:p>
-        </w:tc>
-        <w:tc>
-          <w:tcPr>
-            <w:tcW w:w="4438" w:type="dxa"/>
-            <w:vAlign w:val="center"/>
-          </w:tcPr>
-          <w:p>
-            <w:pPr>
-              <w:pStyle w:val="Default"/>
-              <w:spacing w:line="360" w:lineRule="auto"/>
-              <w:jc w:val="center"/>
-              <w:rPr>
-                <w:rFonts w:asciiTheme="minorHAnsi" w:hAnsiTheme="minorHAnsi" w:cstheme="minorHAnsi"/>
-                <w:color w:val="000000" w:themeColor="text1"/>
-                <w:sz w:val="22"/>
-                <w:szCs w:val="22"/>
-              </w:rPr>
-            </w:pPr>
-            <w:proofErr w:type="gramStart"/>
-            <w:r>
-              <w:rPr>
-                <w:rFonts w:asciiTheme="minorHAnsi" w:hAnsiTheme="minorHAnsi" w:cstheme="minorHAnsi"/>
-                <w:color w:val="000000" w:themeColor="text1"/>
-                <w:sz w:val="22"/>
-                <w:szCs w:val="22"/>
-              </w:rPr>
-              <w:t>{{ techo</w:t>
-            </w:r>
-            <w:proofErr w:type="gramEnd"/>
-            <w:r>
-              <w:rPr>
-                <w:rFonts w:asciiTheme="minorHAnsi" w:hAnsiTheme="minorHAnsi" w:cstheme="minorHAnsi"/>
-                <w:color w:val="000000" w:themeColor="text1"/>
-                <w:sz w:val="22"/>
-                <w:szCs w:val="22"/>
-              </w:rPr>
-              <w:t xml:space="preserve"> }}</w:t>
-            </w:r>
-          </w:p>
-        </w:tc>
-      </w:tr>
-      <w:tr>
-        <w:trPr>
-          <w:trHeight w:val="668"/>
-        </w:trPr>
-        <w:tc>
-          <w:tcPr>
-            <w:tcW w:w="8833" w:type="dxa"/>
-            <w:gridSpan w:val="2"/>
-            <w:vAlign w:val="center"/>
-          </w:tcPr>
-          <w:p>
-            <w:pPr>
-              <w:pStyle w:val="Default"/>
-              <w:spacing w:line="360" w:lineRule="auto"/>
-              <w:jc w:val="both"/>
-              <w:rPr>
-                <w:rFonts w:asciiTheme="minorHAnsi" w:hAnsiTheme="minorHAnsi" w:cstheme="minorHAnsi"/>
-                <w:color w:val="000000" w:themeColor="text1"/>
-                <w:sz w:val="22"/>
-                <w:szCs w:val="22"/>
-              </w:rPr>
-            </w:pPr>
-            <w:r>
-              <w:rPr>
-                <w:rFonts w:asciiTheme="minorHAnsi" w:hAnsiTheme="minorHAnsi" w:cstheme="minorHAnsi"/>
-                <w:color w:val="000000" w:themeColor="text1"/>
-                <w:sz w:val="22"/>
-                <w:szCs w:val="22"/>
-              </w:rPr>
-              <w:t>No cuenta con instalaci</w:t>
-            </w:r>
-            <w:r>
-              <w:rPr>
-                <w:rFonts w:asciiTheme="minorHAnsi" w:hAnsiTheme="minorHAnsi" w:cstheme="minorHAnsi"/>
-                <w:color w:val="000000" w:themeColor="text1"/>
-                <w:sz w:val="22"/>
-                <w:szCs w:val="22"/>
-              </w:rPr>
-              <w:t>ón</w:t>
-            </w:r>
-            <w:r>
-              <w:rPr>
-                <w:rFonts w:asciiTheme="minorHAnsi" w:hAnsiTheme="minorHAnsi" w:cstheme="minorHAnsi"/>
-                <w:color w:val="000000" w:themeColor="text1"/>
-                <w:sz w:val="22"/>
-                <w:szCs w:val="22"/>
-              </w:rPr>
-              <w:t xml:space="preserve"> de gas LP.</w:t>
-            </w:r>
-          </w:p>
-        </w:tc>
-      </w:tr>
-    </w:tbl>
-    <w:p>
-      <w:pPr>
-        <w:rPr>
-          <w:rFonts w:cstheme="minorHAnsi"/>
-          <w:color w:val="000000" w:themeColor="text1"/>
-          <w:kern w:val="0"/>
-          <w14:ligatures w14:val="none"/>
-        </w:rPr>
-      </w:pPr>
-      <w:r>
-        <w:rPr>
-          <w:rFonts w:cstheme="minorHAnsi"/>
-          <w:color w:val="000000" w:themeColor="text1"/>
-        </w:rPr>
-        <w:br w:type="page"/>
-      </w:r>
-    </w:p>
-    <w:p>
-      <w:pPr>
-        <w:pStyle w:val="Default"/>
-        <w:spacing w:line="360" w:lineRule="auto"/>
-        <w:ind w:left="720" w:right="2034"/>
-        <w:jc w:val="both"/>
-        <w:rPr>
-          <w:rFonts w:asciiTheme="minorHAnsi" w:hAnsiTheme="minorHAnsi" w:cstheme="minorHAnsi"/>
-          <w:color w:val="000000" w:themeColor="text1"/>
-          <w:sz w:val="22"/>
-          <w:szCs w:val="22"/>
-        </w:rPr>
-      </w:pPr>
-    </w:p>
-    <w:tbl>
-      <w:tblPr>
-        <w:tblStyle w:val="Tablaconcuadrcula"/>
-        <w:tblW w:w="0" w:type="auto"/>
-        <w:tblInd w:w="-5" w:type="dxa"/>
-        <w:tblBorders>
-          <w:top w:val="none" w:sz="0" w:space="0" w:color="auto"/>
-          <w:left w:val="none" w:sz="0" w:space="0" w:color="auto"/>
-          <w:bottom w:val="none" w:sz="0" w:space="0" w:color="auto"/>
-          <w:right w:val="none" w:sz="0" w:space="0" w:color="auto"/>
-          <w:insideH w:val="none" w:sz="0" w:space="0" w:color="auto"/>
-          <w:insideV w:val="none" w:sz="0" w:space="0" w:color="auto"/>
-        </w:tblBorders>
-        <w:tblLook w:val="04A0" w:firstRow="1" w:lastRow="0" w:firstColumn="1" w:lastColumn="0" w:noHBand="0" w:noVBand="1"/>
-      </w:tblPr>
-      <w:tblGrid>
-        <w:gridCol w:w="2947"/>
-        <w:gridCol w:w="2948"/>
-        <w:gridCol w:w="2948"/>
-      </w:tblGrid>
-      <w:tr>
-        <w:tc>
-          <w:tcPr>
-            <w:tcW w:w="8833" w:type="dxa"/>
-            <w:gridSpan w:val="3"/>
+            <w:gridSpan w:val="4"/>
           </w:tcPr>
           <w:p>
             <w:pPr>
@@ -964,288 +1055,136 @@
         <w:trPr>
           <w:trHeight w:val="3062"/>
         </w:trPr>
-        <w:sdt>
-          <w:sdtPr>
-            <w:rPr>
-              <w:rFonts w:asciiTheme="minorHAnsi" w:hAnsiTheme="minorHAnsi" w:cstheme="minorHAnsi"/>
-              <w:color w:val="000000" w:themeColor="text1"/>
-              <w:sz w:val="22"/>
-              <w:szCs w:val="22"/>
-            </w:rPr>
-            <w:id w:val="-2119444129"/>
-            <w:picture/>
-          </w:sdtPr>
-          <w:sdtEndPr/>
-          <w:sdtContent>
-            <w:tc>
-              <w:tcPr>
-                <w:tcW w:w="3428" w:type="dxa"/>
-                <w:vAlign w:val="center"/>
-              </w:tcPr>
-              <w:p>
-                <w:pPr>
-                  <w:pStyle w:val="Default"/>
-                  <w:spacing w:line="360" w:lineRule="auto"/>
-                  <w:ind w:right="2034"/>
-                  <w:jc w:val="center"/>
-                  <w:rPr>
-                    <w:rFonts w:asciiTheme="minorHAnsi" w:hAnsiTheme="minorHAnsi" w:cstheme="minorHAnsi"/>
-                    <w:color w:val="000000" w:themeColor="text1"/>
-                    <w:sz w:val="22"/>
-                    <w:szCs w:val="22"/>
-                  </w:rPr>
-                </w:pPr>
-                <w:r>
-                  <w:rPr>
-                    <w:rFonts w:asciiTheme="minorHAnsi" w:hAnsiTheme="minorHAnsi" w:cstheme="minorHAnsi"/>
-                    <w:noProof/>
-                    <w:color w:val="000000" w:themeColor="text1"/>
-                    <w:sz w:val="22"/>
-                    <w:szCs w:val="22"/>
-                  </w:rPr>
-                  <w:drawing>
-                    <wp:inline distT="0" distB="0" distL="0" distR="0" wp14:anchorId="1AF5B68F" wp14:editId="3D20B4B0">
-                      <wp:extent cx="1800000" cy="1350000"/>
-                      <wp:effectExtent l="0" t="0" r="0" b="3175"/>
-                      <wp:docPr id="6" name="Imagen 3" descr="Texto, Carta, Pizarra&#10;&#10;Descripción generada automáticamente"/>
-                      <wp:cNvGraphicFramePr>
-                        <a:graphicFrameLocks xmlns:a="http://schemas.openxmlformats.org/drawingml/2006/main" noChangeAspect="1"/>
-                      </wp:cNvGraphicFramePr>
-                      <a:graphic xmlns:a="http://schemas.openxmlformats.org/drawingml/2006/main">
-                        <a:graphicData uri="http://schemas.openxmlformats.org/drawingml/2006/picture">
-                          <pic:pic xmlns:pic="http://schemas.openxmlformats.org/drawingml/2006/picture">
-                            <pic:nvPicPr>
-                              <pic:cNvPr id="6" name="Imagen 3" descr="Texto, Carta, Pizarra&#10;&#10;Descripción generada automáticamente"/>
-                              <pic:cNvPicPr>
-                                <a:picLocks noChangeAspect="1" noChangeArrowheads="1"/>
-                              </pic:cNvPicPr>
-                            </pic:nvPicPr>
-                            <pic:blipFill>
-                              <a:blip r:embed="rId7" cstate="print">
-                                <a:extLst>
-                                  <a:ext uri="{28A0092B-C50C-407E-A947-70E740481C1C}">
-                                    <a14:useLocalDpi xmlns:a14="http://schemas.microsoft.com/office/drawing/2010/main" val="0"/>
-                                  </a:ext>
-                                </a:extLst>
-                              </a:blip>
-                              <a:stretch>
-                                <a:fillRect/>
-                              </a:stretch>
-                            </pic:blipFill>
-                            <pic:spPr bwMode="auto">
-                              <a:xfrm>
-                                <a:off x="0" y="0"/>
-                                <a:ext cx="1800000" cy="1350000"/>
-                              </a:xfrm>
-                              <a:prstGeom prst="rect">
-                                <a:avLst/>
-                              </a:prstGeom>
-                              <a:noFill/>
-                              <a:ln>
-                                <a:noFill/>
-                              </a:ln>
-                            </pic:spPr>
-                          </pic:pic>
-                        </a:graphicData>
-                      </a:graphic>
-                    </wp:inline>
-                  </w:drawing>
-                </w:r>
-              </w:p>
-            </w:tc>
-          </w:sdtContent>
-        </w:sdt>
-        <w:sdt>
-          <w:sdtPr>
-            <w:rPr>
-              <w:rFonts w:asciiTheme="minorHAnsi" w:hAnsiTheme="minorHAnsi" w:cstheme="minorHAnsi"/>
-              <w:color w:val="000000" w:themeColor="text1"/>
-              <w:sz w:val="22"/>
-              <w:szCs w:val="22"/>
-            </w:rPr>
-            <w:id w:val="-1544437031"/>
-            <w:picture/>
-          </w:sdtPr>
-          <w:sdtEndPr/>
-          <w:sdtContent>
-            <w:tc>
-              <w:tcPr>
-                <w:tcW w:w="2717" w:type="dxa"/>
-                <w:vAlign w:val="center"/>
-              </w:tcPr>
-              <w:p>
-                <w:pPr>
-                  <w:pStyle w:val="Default"/>
-                  <w:spacing w:line="360" w:lineRule="auto"/>
-                  <w:ind w:right="2034"/>
-                  <w:jc w:val="center"/>
-                  <w:rPr>
-                    <w:rFonts w:asciiTheme="minorHAnsi" w:hAnsiTheme="minorHAnsi" w:cstheme="minorHAnsi"/>
-                    <w:color w:val="000000" w:themeColor="text1"/>
-                    <w:sz w:val="22"/>
-                    <w:szCs w:val="22"/>
-                  </w:rPr>
-                </w:pPr>
-                <w:r>
-                  <w:rPr>
-                    <w:rFonts w:asciiTheme="minorHAnsi" w:hAnsiTheme="minorHAnsi" w:cstheme="minorHAnsi"/>
-                    <w:noProof/>
-                    <w:color w:val="000000" w:themeColor="text1"/>
-                    <w:sz w:val="22"/>
-                    <w:szCs w:val="22"/>
-                  </w:rPr>
-                  <w:drawing>
-                    <wp:inline distT="0" distB="0" distL="0" distR="0" wp14:anchorId="668D296B" wp14:editId="2AC0A99E">
-                      <wp:extent cx="1800000" cy="1350000"/>
-                      <wp:effectExtent l="0" t="0" r="0" b="3175"/>
-                      <wp:docPr id="7" name="Imagen 4" descr="Un letrero de color blanco&#10;&#10;Descripción generada automáticamente con confianza baja"/>
-                      <wp:cNvGraphicFramePr>
-                        <a:graphicFrameLocks xmlns:a="http://schemas.openxmlformats.org/drawingml/2006/main" noChangeAspect="1"/>
-                      </wp:cNvGraphicFramePr>
-                      <a:graphic xmlns:a="http://schemas.openxmlformats.org/drawingml/2006/main">
-                        <a:graphicData uri="http://schemas.openxmlformats.org/drawingml/2006/picture">
-                          <pic:pic xmlns:pic="http://schemas.openxmlformats.org/drawingml/2006/picture">
-                            <pic:nvPicPr>
-                              <pic:cNvPr id="7" name="Imagen 4" descr="Un letrero de color blanco&#10;&#10;Descripción generada automáticamente con confianza baja"/>
-                              <pic:cNvPicPr>
-                                <a:picLocks noChangeAspect="1" noChangeArrowheads="1"/>
-                              </pic:cNvPicPr>
-                            </pic:nvPicPr>
-                            <pic:blipFill>
-                              <a:blip r:embed="rId8" cstate="print">
-                                <a:extLst>
-                                  <a:ext uri="{28A0092B-C50C-407E-A947-70E740481C1C}">
-                                    <a14:useLocalDpi xmlns:a14="http://schemas.microsoft.com/office/drawing/2010/main" val="0"/>
-                                  </a:ext>
-                                </a:extLst>
-                              </a:blip>
-                              <a:stretch>
-                                <a:fillRect/>
-                              </a:stretch>
-                            </pic:blipFill>
-                            <pic:spPr bwMode="auto">
-                              <a:xfrm>
-                                <a:off x="0" y="0"/>
-                                <a:ext cx="1800000" cy="1350000"/>
-                              </a:xfrm>
-                              <a:prstGeom prst="rect">
-                                <a:avLst/>
-                              </a:prstGeom>
-                              <a:noFill/>
-                              <a:ln>
-                                <a:noFill/>
-                              </a:ln>
-                            </pic:spPr>
-                          </pic:pic>
-                        </a:graphicData>
-                      </a:graphic>
-                    </wp:inline>
-                  </w:drawing>
-                </w:r>
-              </w:p>
-            </w:tc>
-          </w:sdtContent>
-        </w:sdt>
-        <w:sdt>
-          <w:sdtPr>
-            <w:rPr>
-              <w:rFonts w:asciiTheme="minorHAnsi" w:hAnsiTheme="minorHAnsi" w:cstheme="minorHAnsi"/>
-              <w:color w:val="000000" w:themeColor="text1"/>
-              <w:sz w:val="22"/>
-              <w:szCs w:val="22"/>
-            </w:rPr>
-            <w:id w:val="880134221"/>
-            <w:picture/>
-          </w:sdtPr>
-          <w:sdtEndPr/>
-          <w:sdtContent>
-            <w:tc>
-              <w:tcPr>
-                <w:tcW w:w="2688" w:type="dxa"/>
-                <w:vAlign w:val="center"/>
-              </w:tcPr>
-              <w:p>
-                <w:pPr>
-                  <w:pStyle w:val="Default"/>
-                  <w:spacing w:line="360" w:lineRule="auto"/>
-                  <w:ind w:right="2034"/>
-                  <w:jc w:val="center"/>
-                  <w:rPr>
-                    <w:rFonts w:asciiTheme="minorHAnsi" w:hAnsiTheme="minorHAnsi" w:cstheme="minorHAnsi"/>
-                    <w:color w:val="000000" w:themeColor="text1"/>
-                    <w:sz w:val="22"/>
-                    <w:szCs w:val="22"/>
-                  </w:rPr>
-                </w:pPr>
-                <w:r>
-                  <w:rPr>
-                    <w:rFonts w:asciiTheme="minorHAnsi" w:hAnsiTheme="minorHAnsi" w:cstheme="minorHAnsi"/>
-                    <w:noProof/>
-                    <w:color w:val="000000" w:themeColor="text1"/>
-                    <w:sz w:val="22"/>
-                    <w:szCs w:val="22"/>
-                  </w:rPr>
-                  <w:drawing>
-                    <wp:inline distT="0" distB="0" distL="0" distR="0" wp14:anchorId="1557343C" wp14:editId="3C37D888">
-                      <wp:extent cx="1800000" cy="1350000"/>
-                      <wp:effectExtent l="0" t="0" r="0" b="3175"/>
-                      <wp:docPr id="8" name="Imagen 5" descr="Un letrero de color blanco&#10;&#10;Descripción generada automáticamente con confianza baja"/>
-                      <wp:cNvGraphicFramePr>
-                        <a:graphicFrameLocks xmlns:a="http://schemas.openxmlformats.org/drawingml/2006/main" noChangeAspect="1"/>
-                      </wp:cNvGraphicFramePr>
-                      <a:graphic xmlns:a="http://schemas.openxmlformats.org/drawingml/2006/main">
-                        <a:graphicData uri="http://schemas.openxmlformats.org/drawingml/2006/picture">
-                          <pic:pic xmlns:pic="http://schemas.openxmlformats.org/drawingml/2006/picture">
-                            <pic:nvPicPr>
-                              <pic:cNvPr id="8" name="Imagen 5" descr="Un letrero de color blanco&#10;&#10;Descripción generada automáticamente con confianza baja"/>
-                              <pic:cNvPicPr>
-                                <a:picLocks noChangeAspect="1" noChangeArrowheads="1"/>
-                              </pic:cNvPicPr>
-                            </pic:nvPicPr>
-                            <pic:blipFill>
-                              <a:blip r:embed="rId8" cstate="print">
-                                <a:extLst>
-                                  <a:ext uri="{28A0092B-C50C-407E-A947-70E740481C1C}">
-                                    <a14:useLocalDpi xmlns:a14="http://schemas.microsoft.com/office/drawing/2010/main" val="0"/>
-                                  </a:ext>
-                                </a:extLst>
-                              </a:blip>
-                              <a:stretch>
-                                <a:fillRect/>
-                              </a:stretch>
-                            </pic:blipFill>
-                            <pic:spPr bwMode="auto">
-                              <a:xfrm>
-                                <a:off x="0" y="0"/>
-                                <a:ext cx="1800000" cy="1350000"/>
-                              </a:xfrm>
-                              <a:prstGeom prst="rect">
-                                <a:avLst/>
-                              </a:prstGeom>
-                              <a:noFill/>
-                              <a:ln>
-                                <a:noFill/>
-                              </a:ln>
-                            </pic:spPr>
-                          </pic:pic>
-                        </a:graphicData>
-                      </a:graphic>
-                    </wp:inline>
-                  </w:drawing>
-                </w:r>
-              </w:p>
-            </w:tc>
-          </w:sdtContent>
-        </w:sdt>
+        <w:tc>
+          <w:tcPr>
+            <w:tcW w:w="2977" w:type="dxa"/>
+            <w:vAlign w:val="center"/>
+          </w:tcPr>
+          <w:p>
+            <w:pPr>
+              <w:pStyle w:val="Default"/>
+              <w:spacing w:line="360" w:lineRule="auto"/>
+              <w:ind w:right="-110"/>
+              <w:jc w:val="center"/>
+              <w:rPr>
+                <w:rFonts w:asciiTheme="minorHAnsi" w:hAnsiTheme="minorHAnsi" w:cstheme="minorHAnsi"/>
+                <w:color w:val="000000" w:themeColor="text1"/>
+                <w:sz w:val="22"/>
+                <w:szCs w:val="22"/>
+              </w:rPr>
+            </w:pPr>
+            <w:proofErr w:type="gramStart"/>
+            <w:r>
+              <w:rPr>
+                <w:rFonts w:asciiTheme="minorHAnsi" w:hAnsiTheme="minorHAnsi" w:cstheme="minorHAnsi"/>
+                <w:color w:val="000000" w:themeColor="text1"/>
+                <w:sz w:val="22"/>
+                <w:szCs w:val="22"/>
+              </w:rPr>
+              <w:t>{{ plan</w:t>
+            </w:r>
+            <w:proofErr w:type="gramEnd"/>
+            <w:r>
+              <w:rPr>
+                <w:rFonts w:asciiTheme="minorHAnsi" w:hAnsiTheme="minorHAnsi" w:cstheme="minorHAnsi"/>
+                <w:color w:val="000000" w:themeColor="text1"/>
+                <w:sz w:val="22"/>
+                <w:szCs w:val="22"/>
+              </w:rPr>
+              <w:t>1 }}</w:t>
+            </w:r>
+          </w:p>
+        </w:tc>
+        <w:tc>
+          <w:tcPr>
+            <w:tcW w:w="2717" w:type="dxa"/>
+            <w:vAlign w:val="center"/>
+          </w:tcPr>
+          <w:p>
+            <w:pPr>
+              <w:pStyle w:val="Default"/>
+              <w:spacing w:line="360" w:lineRule="auto"/>
+              <w:ind w:right="-83"/>
+              <w:jc w:val="center"/>
+              <w:rPr>
+                <w:rFonts w:asciiTheme="minorHAnsi" w:hAnsiTheme="minorHAnsi" w:cstheme="minorHAnsi"/>
+                <w:color w:val="000000" w:themeColor="text1"/>
+                <w:sz w:val="22"/>
+                <w:szCs w:val="22"/>
+              </w:rPr>
+            </w:pPr>
+            <w:proofErr w:type="gramStart"/>
+            <w:r>
+              <w:rPr>
+                <w:rFonts w:asciiTheme="minorHAnsi" w:hAnsiTheme="minorHAnsi" w:cstheme="minorHAnsi"/>
+                <w:color w:val="000000" w:themeColor="text1"/>
+                <w:sz w:val="22"/>
+                <w:szCs w:val="22"/>
+              </w:rPr>
+              <w:t>{{ plan</w:t>
+            </w:r>
+            <w:proofErr w:type="gramEnd"/>
+            <w:r>
+              <w:rPr>
+                <w:rFonts w:asciiTheme="minorHAnsi" w:hAnsiTheme="minorHAnsi" w:cstheme="minorHAnsi"/>
+                <w:color w:val="000000" w:themeColor="text1"/>
+                <w:sz w:val="22"/>
+                <w:szCs w:val="22"/>
+              </w:rPr>
+              <w:t>2 }}</w:t>
+            </w:r>
+          </w:p>
+        </w:tc>
+        <w:tc>
+          <w:tcPr>
+            <w:tcW w:w="3139" w:type="dxa"/>
+            <w:gridSpan w:val="2"/>
+            <w:vAlign w:val="center"/>
+          </w:tcPr>
+          <w:p>
+            <w:pPr>
+              <w:pStyle w:val="Default"/>
+              <w:spacing w:line="360" w:lineRule="auto"/>
+              <w:ind w:right="-69"/>
+              <w:jc w:val="center"/>
+              <w:rPr>
+                <w:rFonts w:asciiTheme="minorHAnsi" w:hAnsiTheme="minorHAnsi" w:cstheme="minorHAnsi"/>
+                <w:color w:val="000000" w:themeColor="text1"/>
+                <w:sz w:val="22"/>
+                <w:szCs w:val="22"/>
+              </w:rPr>
+            </w:pPr>
+            <w:proofErr w:type="gramStart"/>
+            <w:r>
+              <w:rPr>
+                <w:rFonts w:asciiTheme="minorHAnsi" w:hAnsiTheme="minorHAnsi" w:cstheme="minorHAnsi"/>
+                <w:color w:val="000000" w:themeColor="text1"/>
+                <w:sz w:val="22"/>
+                <w:szCs w:val="22"/>
+              </w:rPr>
+              <w:t>{{ plan</w:t>
+            </w:r>
+            <w:proofErr w:type="gramEnd"/>
+            <w:r>
+              <w:rPr>
+                <w:rFonts w:asciiTheme="minorHAnsi" w:hAnsiTheme="minorHAnsi" w:cstheme="minorHAnsi"/>
+                <w:color w:val="000000" w:themeColor="text1"/>
+                <w:sz w:val="22"/>
+                <w:szCs w:val="22"/>
+              </w:rPr>
+              <w:t>3 }}</w:t>
+            </w:r>
+          </w:p>
+        </w:tc>
       </w:tr>
       <w:tr>
         <w:trPr>
-          <w:trHeight w:val="3119"/>
+          <w:trHeight w:val="3288"/>
         </w:trPr>
         <w:tc>
           <w:tcPr>
             <w:tcW w:w="6145" w:type="dxa"/>
-            <w:gridSpan w:val="2"/>
+            <w:gridSpan w:val="3"/>
             <w:vAlign w:val="center"/>
           </w:tcPr>
           <w:p>
@@ -1313,12 +1252,54 @@
       </w:tr>
       <w:tr>
         <w:trPr>
-          <w:trHeight w:val="2952"/>
+          <w:trHeight w:val="227"/>
         </w:trPr>
         <w:tc>
           <w:tcPr>
             <w:tcW w:w="6145" w:type="dxa"/>
-            <w:gridSpan w:val="2"/>
+            <w:gridSpan w:val="3"/>
+            <w:vAlign w:val="center"/>
+          </w:tcPr>
+          <w:p>
+            <w:pPr>
+              <w:pStyle w:val="Default"/>
+              <w:ind w:right="-60"/>
+              <w:rPr>
+                <w:rFonts w:asciiTheme="minorHAnsi" w:hAnsiTheme="minorHAnsi" w:cstheme="minorHAnsi"/>
+                <w:color w:val="000000" w:themeColor="text1"/>
+                <w:sz w:val="20"/>
+                <w:szCs w:val="20"/>
+              </w:rPr>
+            </w:pPr>
+          </w:p>
+        </w:tc>
+        <w:tc>
+          <w:tcPr>
+            <w:tcW w:w="2688" w:type="dxa"/>
+            <w:vAlign w:val="center"/>
+          </w:tcPr>
+          <w:p>
+            <w:pPr>
+              <w:pStyle w:val="Default"/>
+              <w:jc w:val="center"/>
+              <w:rPr>
+                <w:rFonts w:asciiTheme="minorHAnsi" w:hAnsiTheme="minorHAnsi" w:cstheme="minorHAnsi"/>
+                <w:color w:val="000000" w:themeColor="text1"/>
+                <w:sz w:val="20"/>
+                <w:szCs w:val="20"/>
+              </w:rPr>
+            </w:pPr>
+          </w:p>
+        </w:tc>
+      </w:tr>
+      <w:tr>
+        <w:trPr>
+          <w:trHeight w:val="3288"/>
+        </w:trPr>
+        <w:tc>
+          <w:tcPr>
+            <w:tcW w:w="6145" w:type="dxa"/>
+            <w:gridSpan w:val="3"/>
             <w:vAlign w:val="center"/>
           </w:tcPr>
           <w:p>
@@ -1420,8 +1401,6 @@
         <w:rPr>
           <w:rFonts w:cstheme="minorHAnsi"/>
           <w:color w:val="000000" w:themeColor="text1"/>
-          <w:kern w:val="0"/>
-          <w14:ligatures w14:val="none"/>
         </w:rPr>
       </w:pPr>
       <w:r>
@@ -1434,11 +1413,11 @@
     </w:p>
     <w:p>
       <w:pPr>
-        <w:pStyle w:val="Prrafodelista"/>
-        <w:spacing w:line="360" w:lineRule="auto"/>
         <w:rPr>
           <w:rFonts w:cstheme="minorHAnsi"/>
           <w:color w:val="000000" w:themeColor="text1"/>
+          <w:kern w:val="0"/>
+          <w14:ligatures w14:val="none"/>
         </w:rPr>
       </w:pPr>
     </w:p>
@@ -1462,7 +1441,7 @@
       </w:tblGrid>
       <w:tr>
         <w:trPr>
-          <w:trHeight w:val="3249"/>
+          <w:trHeight w:val="3288"/>
         </w:trPr>
         <w:tc>
           <w:tcPr>
@@ -1474,48 +1453,14 @@
               <w:pStyle w:val="Prrafodelista"/>
               <w:spacing w:line="360" w:lineRule="auto"/>
               <w:ind w:left="0"/>
+              <w:jc w:val="both"/>
               <w:rPr>
                 <w:rFonts w:cstheme="minorHAnsi"/>
                 <w:color w:val="000000" w:themeColor="text1"/>
               </w:rPr>
             </w:pPr>
             <w:r>
-              <w:rPr>
-                <w:rFonts w:cstheme="minorHAnsi"/>
-                <w:noProof/>
-                <w:color w:val="000000" w:themeColor="text1"/>
-                <w:lang w:eastAsia="es-MX"/>
-              </w:rPr>
-              <w:t>Cuenta</w:t>
-            </w:r>
-            <w:r>
-              <w:rPr>
-                <w:rFonts w:cstheme="minorHAnsi"/>
-                <w:color w:val="000000" w:themeColor="text1"/>
-              </w:rPr>
-              <w:t xml:space="preserve"> con sistema de </w:t>
-            </w:r>
-            <w:r>
-              <w:rPr>
-                <w:rFonts w:cstheme="minorHAnsi"/>
-                <w:b/>
-                <w:color w:val="000000" w:themeColor="text1"/>
-              </w:rPr>
-              <w:t>alertamiento</w:t>
-            </w:r>
-            <w:r>
-              <w:rPr>
-                <w:rFonts w:cstheme="minorHAnsi"/>
-                <w:color w:val="000000" w:themeColor="text1"/>
-              </w:rPr>
-              <w:t xml:space="preserve"> en caso de contingencia de tipo megáfono con sirena</w:t>
-            </w:r>
-            <w:r>
-              <w:rPr>
-                <w:rFonts w:cstheme="minorHAnsi"/>
-                <w:color w:val="000000" w:themeColor="text1"/>
-              </w:rPr>
-              <w:t>.</w:t>
+              <w:t>Los sanitarios se encuentran higiénicos y sanitizados, con medidas acorde a la población usuarios. Evitar el transvase en productos de limpieza y preferentemente utilizar sustancias con las mismas propiedades químicas, pero menos peligrosas para la salud durante su aseo.</w:t>
             </w:r>
           </w:p>
         </w:tc>
@@ -1527,7 +1472,7 @@
           <w:p>
             <w:pPr>
               <w:pStyle w:val="Prrafodelista"/>
-              <w:spacing w:line="360" w:lineRule="auto"/>
+              <w:spacing w:after="0" w:line="360" w:lineRule="auto"/>
               <w:ind w:left="0"/>
               <w:jc w:val="center"/>
               <w:rPr>
@@ -1537,18 +1482,15 @@
             </w:pPr>
             <w:proofErr w:type="gramStart"/>
             <w:r>
-              <w:rPr>
-                <w:rFonts w:cstheme="minorHAnsi"/>
-                <w:color w:val="000000" w:themeColor="text1"/>
-              </w:rPr>
-              <w:t>{{ alarma</w:t>
+              <w:t xml:space="preserve">{{ </w:t>
             </w:r>
+            <w:proofErr w:type="spellStart"/>
+            <w:r>
+              <w:t>banio</w:t>
+            </w:r>
+            <w:proofErr w:type="spellEnd"/>
             <w:proofErr w:type="gramEnd"/>
             <w:r>
-              <w:rPr>
-                <w:rFonts w:cstheme="minorHAnsi"/>
-                <w:color w:val="000000" w:themeColor="text1"/>
-              </w:rPr>
               <w:t xml:space="preserve"> }}</w:t>
             </w:r>
           </w:p>
@@ -1556,7 +1498,54 @@
       </w:tr>
       <w:tr>
         <w:trPr>
-          <w:trHeight w:val="3249"/>
+          <w:trHeight w:val="20"/>
+        </w:trPr>
+        <w:tc>
+          <w:tcPr>
+            <w:tcW w:w="4414" w:type="dxa"/>
+            <w:vAlign w:val="center"/>
+          </w:tcPr>
+          <w:p>
+            <w:pPr>
+              <w:pStyle w:val="Prrafodelista"/>
+              <w:spacing w:line="240" w:lineRule="auto"/>
+              <w:ind w:left="0"/>
+              <w:jc w:val="both"/>
+              <w:rPr>
+                <w:rFonts w:cstheme="minorHAnsi"/>
+                <w:noProof/>
+                <w:color w:val="000000" w:themeColor="text1"/>
+                <w:sz w:val="20"/>
+                <w:szCs w:val="20"/>
+                <w:lang w:eastAsia="es-MX"/>
+              </w:rPr>
+            </w:pPr>
+          </w:p>
+        </w:tc>
+        <w:tc>
+          <w:tcPr>
+            <w:tcW w:w="4414" w:type="dxa"/>
+            <w:vAlign w:val="center"/>
+          </w:tcPr>
+          <w:p>
+            <w:pPr>
+              <w:pStyle w:val="Prrafodelista"/>
+              <w:spacing w:after="0" w:line="240" w:lineRule="auto"/>
+              <w:ind w:left="0"/>
+              <w:jc w:val="center"/>
+              <w:rPr>
+                <w:rFonts w:cstheme="minorHAnsi"/>
+                <w:color w:val="000000" w:themeColor="text1"/>
+                <w:sz w:val="20"/>
+                <w:szCs w:val="20"/>
+              </w:rPr>
+            </w:pPr>
+          </w:p>
+        </w:tc>
+      </w:tr>
+      <w:tr>
+        <w:trPr>
+          <w:trHeight w:val="3288"/>
         </w:trPr>
         <w:tc>
           <w:tcPr>
@@ -1568,6 +1557,7 @@
               <w:pStyle w:val="Prrafodelista"/>
               <w:spacing w:line="360" w:lineRule="auto"/>
               <w:ind w:left="0"/>
+              <w:jc w:val="both"/>
               <w:rPr>
                 <w:rFonts w:cstheme="minorHAnsi"/>
                 <w:color w:val="000000" w:themeColor="text1"/>
@@ -1578,23 +1568,21 @@
                 <w:rFonts w:cstheme="minorHAnsi"/>
                 <w:color w:val="000000" w:themeColor="text1"/>
               </w:rPr>
-              <w:t>Se recomienda que las instalaciones, se mantengan siempre sin llave hasta el cese de actividades diarias, libres de obstáculos.</w:t>
+              <w:t xml:space="preserve">El botiquín cuenta con material de curación (NO DEBE CONTENER MEDICAMENTO DE ACUERDO </w:t>
             </w:r>
             <w:r>
               <w:rPr>
                 <w:rFonts w:cstheme="minorHAnsi"/>
-                <w:noProof/>
-                <w:color w:val="000000" w:themeColor="text1"/>
-                <w:lang w:eastAsia="es-MX"/>
-              </w:rPr>
-              <w:t xml:space="preserve">  </w:t>
+                <w:color w:val="000000" w:themeColor="text1"/>
+              </w:rPr>
+              <w:t>CON</w:t>
             </w:r>
             <w:r>
               <w:rPr>
                 <w:rFonts w:cstheme="minorHAnsi"/>
                 <w:color w:val="000000" w:themeColor="text1"/>
               </w:rPr>
-              <w:t>Revisar la disposición de objetos no empotrados y que puedan volcarse, plafones que presentan humedad, pueden caer o deslizarse en caso de sismo, ubicados en zona de tránsito peatonal, así como la disposición de pesos en su almacenaje.</w:t>
+              <w:t xml:space="preserve"> LA NOM-030-STPS-2009 Y NOM-020-STPS-1994) debe contar con bitácora de mantenimiento a cargo de la brigada de Primeros auxilios indicación actual.</w:t>
             </w:r>
           </w:p>
         </w:tc>
@@ -1606,7 +1594,7 @@
           <w:p>
             <w:pPr>
               <w:pStyle w:val="Prrafodelista"/>
-              <w:spacing w:line="360" w:lineRule="auto"/>
+              <w:spacing w:after="0" w:line="360" w:lineRule="auto"/>
               <w:ind w:left="0"/>
               <w:jc w:val="center"/>
               <w:rPr>
@@ -1620,8 +1608,17 @@
                 <w:rFonts w:cstheme="minorHAnsi"/>
                 <w:color w:val="000000" w:themeColor="text1"/>
               </w:rPr>
-              <w:t>{{ puerta</w:t>
+              <w:t xml:space="preserve">{{ </w:t>
             </w:r>
+            <w:proofErr w:type="spellStart"/>
+            <w:r>
+              <w:rPr>
+                <w:rFonts w:cstheme="minorHAnsi"/>
+                <w:color w:val="000000" w:themeColor="text1"/>
+              </w:rPr>
+              <w:t>botiquin</w:t>
+            </w:r>
+            <w:proofErr w:type="spellEnd"/>
             <w:proofErr w:type="gramEnd"/>
             <w:r>
               <w:rPr>
@@ -1634,8 +1631,48 @@
         </w:tc>
       </w:tr>
       <w:tr>
+        <w:tc>
+          <w:tcPr>
+            <w:tcW w:w="4414" w:type="dxa"/>
+            <w:vAlign w:val="center"/>
+          </w:tcPr>
+          <w:p>
+            <w:pPr>
+              <w:pStyle w:val="Prrafodelista"/>
+              <w:spacing w:line="240" w:lineRule="auto"/>
+              <w:ind w:left="0"/>
+              <w:jc w:val="both"/>
+              <w:rPr>
+                <w:sz w:val="20"/>
+                <w:szCs w:val="20"/>
+              </w:rPr>
+            </w:pPr>
+          </w:p>
+        </w:tc>
+        <w:tc>
+          <w:tcPr>
+            <w:tcW w:w="4414" w:type="dxa"/>
+            <w:vAlign w:val="center"/>
+          </w:tcPr>
+          <w:p>
+            <w:pPr>
+              <w:pStyle w:val="Prrafodelista"/>
+              <w:spacing w:after="0" w:line="240" w:lineRule="auto"/>
+              <w:ind w:left="0"/>
+              <w:jc w:val="center"/>
+              <w:rPr>
+                <w:rFonts w:cstheme="minorHAnsi"/>
+                <w:color w:val="000000" w:themeColor="text1"/>
+                <w:sz w:val="20"/>
+                <w:szCs w:val="20"/>
+              </w:rPr>
+            </w:pPr>
+          </w:p>
+        </w:tc>
+      </w:tr>
+      <w:tr>
         <w:trPr>
-          <w:trHeight w:val="3249"/>
+          <w:trHeight w:val="3288"/>
         </w:trPr>
         <w:tc>
           <w:tcPr>
@@ -1647,6 +1684,7 @@
               <w:pStyle w:val="Prrafodelista"/>
               <w:spacing w:line="360" w:lineRule="auto"/>
               <w:ind w:left="0"/>
+              <w:jc w:val="both"/>
               <w:rPr>
                 <w:rFonts w:cstheme="minorHAnsi"/>
                 <w:color w:val="000000" w:themeColor="text1"/>
@@ -1688,7 +1726,7 @@
           <w:p>
             <w:pPr>
               <w:pStyle w:val="Prrafodelista"/>
-              <w:spacing w:line="360" w:lineRule="auto"/>
+              <w:spacing w:after="0" w:line="360" w:lineRule="auto"/>
               <w:ind w:left="0"/>
               <w:jc w:val="center"/>
               <w:rPr>
@@ -1696,12 +1734,746 @@
                 <w:color w:val="000000" w:themeColor="text1"/>
               </w:rPr>
             </w:pPr>
+            <w:proofErr w:type="gramStart"/>
             <w:r>
               <w:rPr>
                 <w:rFonts w:cstheme="minorHAnsi"/>
                 <w:color w:val="000000" w:themeColor="text1"/>
               </w:rPr>
-              <w:t>{{ ruta2 }}</w:t>
+              <w:t>{{ ruta</w:t>
+            </w:r>
+            <w:proofErr w:type="gramEnd"/>
+            <w:r>
+              <w:rPr>
+                <w:rFonts w:cstheme="minorHAnsi"/>
+                <w:color w:val="000000" w:themeColor="text1"/>
+              </w:rPr>
+              <w:t>2 }}</w:t>
+            </w:r>
+          </w:p>
+        </w:tc>
+      </w:tr>
+    </w:tbl>
+    <w:p>
+      <w:pPr>
+        <w:rPr>
+          <w:rFonts w:cstheme="minorHAnsi"/>
+          <w:color w:val="000000" w:themeColor="text1"/>
+        </w:rPr>
+      </w:pPr>
+      <w:r>
+        <w:rPr>
+          <w:rFonts w:cstheme="minorHAnsi"/>
+          <w:color w:val="000000" w:themeColor="text1"/>
+        </w:rPr>
+        <w:br w:type="page"/>
+      </w:r>
+    </w:p>
+    <w:p>
+      <w:pPr>
+        <w:rPr>
+          <w:rFonts w:cstheme="minorHAnsi"/>
+          <w:color w:val="000000" w:themeColor="text1"/>
+          <w:kern w:val="0"/>
+          <w14:ligatures w14:val="none"/>
+        </w:rPr>
+      </w:pPr>
+    </w:p>
+    <w:tbl>
+      <w:tblPr>
+        <w:tblStyle w:val="Tablaconcuadrcula"/>
+        <w:tblW w:w="0" w:type="auto"/>
+        <w:tblBorders>
+          <w:top w:val="none" w:sz="0" w:space="0" w:color="auto"/>
+          <w:left w:val="none" w:sz="0" w:space="0" w:color="auto"/>
+          <w:bottom w:val="none" w:sz="0" w:space="0" w:color="auto"/>
+          <w:right w:val="none" w:sz="0" w:space="0" w:color="auto"/>
+          <w:insideH w:val="none" w:sz="0" w:space="0" w:color="auto"/>
+          <w:insideV w:val="none" w:sz="0" w:space="0" w:color="auto"/>
+        </w:tblBorders>
+        <w:tblLook w:val="04A0" w:firstRow="1" w:lastRow="0" w:firstColumn="1" w:lastColumn="0" w:noHBand="0" w:noVBand="1"/>
+      </w:tblPr>
+      <w:tblGrid>
+        <w:gridCol w:w="4414"/>
+        <w:gridCol w:w="4414"/>
+      </w:tblGrid>
+      <w:tr>
+        <w:trPr>
+          <w:trHeight w:val="3288"/>
+        </w:trPr>
+        <w:tc>
+          <w:tcPr>
+            <w:tcW w:w="4414" w:type="dxa"/>
+            <w:vAlign w:val="center"/>
+          </w:tcPr>
+          <w:p>
+            <w:pPr>
+              <w:pStyle w:val="Prrafodelista"/>
+              <w:spacing w:after="0" w:line="360" w:lineRule="auto"/>
+              <w:ind w:left="0"/>
+              <w:jc w:val="both"/>
+              <w:rPr>
+                <w:rFonts w:cstheme="minorHAnsi"/>
+                <w:color w:val="000000" w:themeColor="text1"/>
+              </w:rPr>
+            </w:pPr>
+            <w:r>
+              <w:rPr>
+                <w:rFonts w:cstheme="minorHAnsi"/>
+                <w:noProof/>
+                <w:color w:val="000000" w:themeColor="text1"/>
+                <w:lang w:eastAsia="es-MX"/>
+              </w:rPr>
+              <w:t>C</w:t>
+            </w:r>
+            <w:r>
+              <w:rPr>
+                <w:rFonts w:cstheme="minorHAnsi"/>
+                <w:noProof/>
+                <w:color w:val="000000" w:themeColor="text1"/>
+                <w:lang w:eastAsia="es-MX"/>
+              </w:rPr>
+              <w:t>uenta</w:t>
+            </w:r>
+            <w:r>
+              <w:rPr>
+                <w:rFonts w:cstheme="minorHAnsi"/>
+                <w:color w:val="000000" w:themeColor="text1"/>
+              </w:rPr>
+              <w:t xml:space="preserve"> con sistema de </w:t>
+            </w:r>
+            <w:r>
+              <w:rPr>
+                <w:rFonts w:cstheme="minorHAnsi"/>
+                <w:b/>
+                <w:color w:val="000000" w:themeColor="text1"/>
+              </w:rPr>
+              <w:t>al</w:t>
+            </w:r>
+            <w:r>
+              <w:rPr>
+                <w:rFonts w:cstheme="minorHAnsi"/>
+                <w:b/>
+                <w:color w:val="000000" w:themeColor="text1"/>
+              </w:rPr>
+              <w:t>a</w:t>
+            </w:r>
+            <w:r>
+              <w:rPr>
+                <w:rFonts w:cstheme="minorHAnsi"/>
+                <w:b/>
+                <w:color w:val="000000" w:themeColor="text1"/>
+              </w:rPr>
+              <w:t>r</w:t>
+            </w:r>
+            <w:r>
+              <w:rPr>
+                <w:rFonts w:cstheme="minorHAnsi"/>
+                <w:b/>
+                <w:color w:val="000000" w:themeColor="text1"/>
+              </w:rPr>
+              <w:t>ma</w:t>
+            </w:r>
+            <w:r>
+              <w:rPr>
+                <w:rFonts w:cstheme="minorHAnsi"/>
+                <w:color w:val="000000" w:themeColor="text1"/>
+              </w:rPr>
+              <w:t xml:space="preserve"> en caso de contingencia, se recomienda </w:t>
+            </w:r>
+            <w:r>
+              <w:rPr>
+                <w:rFonts w:cstheme="minorHAnsi"/>
+                <w:color w:val="000000" w:themeColor="text1"/>
+              </w:rPr>
+              <w:t>realizar inspección de manera regular para garantizar su buen funcionamiento</w:t>
+            </w:r>
+            <w:r>
+              <w:rPr>
+                <w:rFonts w:cstheme="minorHAnsi"/>
+                <w:color w:val="000000" w:themeColor="text1"/>
+              </w:rPr>
+              <w:t>.</w:t>
+            </w:r>
+          </w:p>
+        </w:tc>
+        <w:tc>
+          <w:tcPr>
+            <w:tcW w:w="4414" w:type="dxa"/>
+            <w:vAlign w:val="center"/>
+          </w:tcPr>
+          <w:p>
+            <w:pPr>
+              <w:pStyle w:val="Prrafodelista"/>
+              <w:spacing w:after="0" w:line="360" w:lineRule="auto"/>
+              <w:ind w:left="0"/>
+              <w:jc w:val="center"/>
+              <w:rPr>
+                <w:rFonts w:cstheme="minorHAnsi"/>
+                <w:color w:val="000000" w:themeColor="text1"/>
+              </w:rPr>
+            </w:pPr>
+            <w:proofErr w:type="gramStart"/>
+            <w:r>
+              <w:rPr>
+                <w:rFonts w:cstheme="minorHAnsi"/>
+                <w:color w:val="000000" w:themeColor="text1"/>
+              </w:rPr>
+              <w:t>{{ alarma</w:t>
+            </w:r>
+            <w:proofErr w:type="gramEnd"/>
+            <w:r>
+              <w:rPr>
+                <w:rFonts w:cstheme="minorHAnsi"/>
+                <w:color w:val="000000" w:themeColor="text1"/>
+              </w:rPr>
+              <w:t xml:space="preserve"> }}</w:t>
+            </w:r>
+          </w:p>
+        </w:tc>
+      </w:tr>
+      <w:tr>
+        <w:trPr>
+          <w:trHeight w:val="20"/>
+        </w:trPr>
+        <w:tc>
+          <w:tcPr>
+            <w:tcW w:w="4414" w:type="dxa"/>
+            <w:vAlign w:val="center"/>
+          </w:tcPr>
+          <w:p>
+            <w:pPr>
+              <w:pStyle w:val="Prrafodelista"/>
+              <w:spacing w:after="0" w:line="240" w:lineRule="auto"/>
+              <w:ind w:left="0"/>
+              <w:jc w:val="both"/>
+              <w:rPr>
+                <w:rFonts w:cstheme="minorHAnsi"/>
+                <w:color w:val="000000" w:themeColor="text1"/>
+                <w:sz w:val="20"/>
+                <w:szCs w:val="20"/>
+              </w:rPr>
+            </w:pPr>
+          </w:p>
+        </w:tc>
+        <w:tc>
+          <w:tcPr>
+            <w:tcW w:w="4414" w:type="dxa"/>
+            <w:vAlign w:val="center"/>
+          </w:tcPr>
+          <w:p>
+            <w:pPr>
+              <w:pStyle w:val="Prrafodelista"/>
+              <w:spacing w:after="0" w:line="240" w:lineRule="auto"/>
+              <w:ind w:left="0"/>
+              <w:jc w:val="center"/>
+              <w:rPr>
+                <w:rFonts w:cstheme="minorHAnsi"/>
+                <w:color w:val="000000" w:themeColor="text1"/>
+              </w:rPr>
+            </w:pPr>
+          </w:p>
+        </w:tc>
+      </w:tr>
+      <w:tr>
+        <w:trPr>
+          <w:trHeight w:val="3288"/>
+        </w:trPr>
+        <w:tc>
+          <w:tcPr>
+            <w:tcW w:w="4414" w:type="dxa"/>
+            <w:vAlign w:val="center"/>
+          </w:tcPr>
+          <w:p>
+            <w:pPr>
+              <w:pStyle w:val="Prrafodelista"/>
+              <w:spacing w:after="0" w:line="360" w:lineRule="auto"/>
+              <w:ind w:left="0"/>
+              <w:jc w:val="both"/>
+              <w:rPr>
+                <w:rFonts w:cstheme="minorHAnsi"/>
+                <w:color w:val="000000" w:themeColor="text1"/>
+              </w:rPr>
+            </w:pPr>
+            <w:r>
+              <w:t>Cuenta con detectores de humo fotoeléctrico de acuerdo con norma y área de riesgo se encuentran vigentes, se recomienda dar seguimiento al programa de mantenimiento anual.</w:t>
+            </w:r>
+          </w:p>
+        </w:tc>
+        <w:tc>
+          <w:tcPr>
+            <w:tcW w:w="4414" w:type="dxa"/>
+            <w:vAlign w:val="center"/>
+          </w:tcPr>
+          <w:p>
+            <w:pPr>
+              <w:pStyle w:val="Prrafodelista"/>
+              <w:spacing w:after="0" w:line="360" w:lineRule="auto"/>
+              <w:ind w:left="0"/>
+              <w:jc w:val="center"/>
+              <w:rPr>
+                <w:rFonts w:cstheme="minorHAnsi"/>
+                <w:color w:val="000000" w:themeColor="text1"/>
+              </w:rPr>
+            </w:pPr>
+            <w:proofErr w:type="gramStart"/>
+            <w:r>
+              <w:t xml:space="preserve">{{ </w:t>
+            </w:r>
+            <w:proofErr w:type="spellStart"/>
+            <w:r>
+              <w:t>dh</w:t>
+            </w:r>
+            <w:proofErr w:type="spellEnd"/>
+            <w:proofErr w:type="gramEnd"/>
+            <w:r>
+              <w:t xml:space="preserve"> }}</w:t>
+            </w:r>
+          </w:p>
+        </w:tc>
+      </w:tr>
+      <w:tr>
+        <w:tc>
+          <w:tcPr>
+            <w:tcW w:w="4414" w:type="dxa"/>
+            <w:vAlign w:val="center"/>
+          </w:tcPr>
+          <w:p>
+            <w:pPr>
+              <w:pStyle w:val="Prrafodelista"/>
+              <w:spacing w:after="0" w:line="240" w:lineRule="auto"/>
+              <w:ind w:left="0"/>
+              <w:jc w:val="both"/>
+              <w:rPr>
+                <w:sz w:val="20"/>
+                <w:szCs w:val="20"/>
+              </w:rPr>
+            </w:pPr>
+          </w:p>
+        </w:tc>
+        <w:tc>
+          <w:tcPr>
+            <w:tcW w:w="4414" w:type="dxa"/>
+            <w:vAlign w:val="center"/>
+          </w:tcPr>
+          <w:p>
+            <w:pPr>
+              <w:pStyle w:val="Prrafodelista"/>
+              <w:spacing w:after="0" w:line="240" w:lineRule="auto"/>
+              <w:ind w:left="0"/>
+              <w:jc w:val="center"/>
+              <w:rPr>
+                <w:sz w:val="20"/>
+                <w:szCs w:val="20"/>
+              </w:rPr>
+            </w:pPr>
+          </w:p>
+        </w:tc>
+      </w:tr>
+      <w:tr>
+        <w:trPr>
+          <w:trHeight w:val="3288"/>
+        </w:trPr>
+        <w:tc>
+          <w:tcPr>
+            <w:tcW w:w="4414" w:type="dxa"/>
+            <w:vAlign w:val="center"/>
+          </w:tcPr>
+          <w:p>
+            <w:pPr>
+              <w:pStyle w:val="Prrafodelista"/>
+              <w:spacing w:after="0" w:line="360" w:lineRule="auto"/>
+              <w:ind w:left="0"/>
+              <w:jc w:val="both"/>
+            </w:pPr>
+            <w:r>
+              <w:t xml:space="preserve">Cuenta con </w:t>
+            </w:r>
+            <w:r>
+              <w:t>lámparas de emergencia</w:t>
+            </w:r>
+            <w:r>
+              <w:t xml:space="preserve"> de acuerdo con norma y área de riesgo se encuentran vigentes, se </w:t>
+            </w:r>
+            <w:r>
+              <w:t>recomienda</w:t>
+            </w:r>
+            <w:r>
+              <w:t xml:space="preserve"> </w:t>
+            </w:r>
+            <w:r>
+              <w:t>dar seguimiento al</w:t>
+            </w:r>
+            <w:r>
+              <w:t xml:space="preserve"> programa de mantenimiento anual.</w:t>
+            </w:r>
+          </w:p>
+        </w:tc>
+        <w:tc>
+          <w:tcPr>
+            <w:tcW w:w="4414" w:type="dxa"/>
+            <w:vAlign w:val="center"/>
+          </w:tcPr>
+          <w:p>
+            <w:pPr>
+              <w:pStyle w:val="Prrafodelista"/>
+              <w:spacing w:after="0" w:line="360" w:lineRule="auto"/>
+              <w:ind w:left="0"/>
+              <w:jc w:val="center"/>
+              <w:rPr>
+                <w:rFonts w:cstheme="minorHAnsi"/>
+                <w:color w:val="000000" w:themeColor="text1"/>
+              </w:rPr>
+            </w:pPr>
+            <w:proofErr w:type="gramStart"/>
+            <w:r>
+              <w:rPr>
+                <w:rFonts w:cstheme="minorHAnsi"/>
+                <w:color w:val="000000" w:themeColor="text1"/>
+              </w:rPr>
+              <w:t xml:space="preserve">{{ </w:t>
+            </w:r>
+            <w:r>
+              <w:rPr>
+                <w:rFonts w:cstheme="minorHAnsi"/>
+                <w:color w:val="000000" w:themeColor="text1"/>
+              </w:rPr>
+              <w:t>lampara</w:t>
+            </w:r>
+            <w:proofErr w:type="gramEnd"/>
+            <w:r>
+              <w:rPr>
+                <w:rFonts w:cstheme="minorHAnsi"/>
+                <w:color w:val="000000" w:themeColor="text1"/>
+              </w:rPr>
+              <w:t xml:space="preserve"> }}</w:t>
+            </w:r>
+          </w:p>
+        </w:tc>
+      </w:tr>
+    </w:tbl>
+    <w:p/>
+    <w:p>
+      <w:r>
+        <w:br w:type="page"/>
+      </w:r>
+    </w:p>
+    <w:p/>
+    <w:tbl>
+      <w:tblPr>
+        <w:tblStyle w:val="Tablaconcuadrcula"/>
+        <w:tblW w:w="0" w:type="auto"/>
+        <w:tblBorders>
+          <w:top w:val="none" w:sz="0" w:space="0" w:color="auto"/>
+          <w:left w:val="none" w:sz="0" w:space="0" w:color="auto"/>
+          <w:bottom w:val="none" w:sz="0" w:space="0" w:color="auto"/>
+          <w:right w:val="none" w:sz="0" w:space="0" w:color="auto"/>
+          <w:insideH w:val="none" w:sz="0" w:space="0" w:color="auto"/>
+          <w:insideV w:val="none" w:sz="0" w:space="0" w:color="auto"/>
+        </w:tblBorders>
+        <w:tblLook w:val="04A0" w:firstRow="1" w:lastRow="0" w:firstColumn="1" w:lastColumn="0" w:noHBand="0" w:noVBand="1"/>
+      </w:tblPr>
+      <w:tblGrid>
+        <w:gridCol w:w="4414"/>
+        <w:gridCol w:w="4414"/>
+      </w:tblGrid>
+      <w:tr>
+        <w:trPr>
+          <w:trHeight w:val="3288"/>
+        </w:trPr>
+        <w:tc>
+          <w:tcPr>
+            <w:tcW w:w="4414" w:type="dxa"/>
+            <w:vAlign w:val="center"/>
+          </w:tcPr>
+          <w:p>
+            <w:pPr>
+              <w:pStyle w:val="Prrafodelista"/>
+              <w:spacing w:after="0" w:line="360" w:lineRule="auto"/>
+              <w:ind w:left="0"/>
+              <w:jc w:val="both"/>
+              <w:rPr>
+                <w:rFonts w:cstheme="minorHAnsi"/>
+                <w:color w:val="000000" w:themeColor="text1"/>
+              </w:rPr>
+            </w:pPr>
+            <w:r>
+              <w:rPr>
+                <w:rFonts w:cstheme="minorHAnsi"/>
+                <w:color w:val="000000" w:themeColor="text1"/>
+              </w:rPr>
+              <w:t>Se recomienda que las instalaciones, se mantengan siempre sin llave hasta el cese de actividades diarias, libres de obstáculos.</w:t>
+            </w:r>
+            <w:r>
+              <w:rPr>
+                <w:rFonts w:cstheme="minorHAnsi"/>
+                <w:noProof/>
+                <w:color w:val="000000" w:themeColor="text1"/>
+                <w:lang w:eastAsia="es-MX"/>
+              </w:rPr>
+              <w:t xml:space="preserve">  </w:t>
+            </w:r>
+            <w:r>
+              <w:rPr>
+                <w:rFonts w:cstheme="minorHAnsi"/>
+                <w:color w:val="000000" w:themeColor="text1"/>
+              </w:rPr>
+              <w:t>Revisar la disposición de objetos no empotrados y que puedan volcarse, plafones que presentan humedad, pueden caer o deslizarse en caso de sismo, ubicados en zona de tránsito peatonal, así como la disposición de pesos en su almacenaje.</w:t>
+            </w:r>
+          </w:p>
+        </w:tc>
+        <w:tc>
+          <w:tcPr>
+            <w:tcW w:w="4414" w:type="dxa"/>
+            <w:vAlign w:val="center"/>
+          </w:tcPr>
+          <w:p>
+            <w:pPr>
+              <w:pStyle w:val="Prrafodelista"/>
+              <w:spacing w:after="0" w:line="360" w:lineRule="auto"/>
+              <w:ind w:left="0"/>
+              <w:jc w:val="center"/>
+              <w:rPr>
+                <w:rFonts w:cstheme="minorHAnsi"/>
+                <w:color w:val="000000" w:themeColor="text1"/>
+              </w:rPr>
+            </w:pPr>
+            <w:proofErr w:type="gramStart"/>
+            <w:r>
+              <w:rPr>
+                <w:rFonts w:cstheme="minorHAnsi"/>
+                <w:color w:val="000000" w:themeColor="text1"/>
+              </w:rPr>
+              <w:t>{{ puerta</w:t>
+            </w:r>
+            <w:proofErr w:type="gramEnd"/>
+            <w:r>
+              <w:rPr>
+                <w:rFonts w:cstheme="minorHAnsi"/>
+                <w:color w:val="000000" w:themeColor="text1"/>
+              </w:rPr>
+              <w:t xml:space="preserve"> }}</w:t>
+            </w:r>
+          </w:p>
+        </w:tc>
+      </w:tr>
+      <w:tr>
+        <w:trPr>
+          <w:trHeight w:val="20"/>
+        </w:trPr>
+        <w:tc>
+          <w:tcPr>
+            <w:tcW w:w="4414" w:type="dxa"/>
+            <w:vAlign w:val="center"/>
+          </w:tcPr>
+          <w:p>
+            <w:pPr>
+              <w:pStyle w:val="Prrafodelista"/>
+              <w:spacing w:after="0" w:line="240" w:lineRule="auto"/>
+              <w:ind w:left="0"/>
+              <w:jc w:val="both"/>
+              <w:rPr>
+                <w:rFonts w:cstheme="minorHAnsi"/>
+                <w:color w:val="000000" w:themeColor="text1"/>
+                <w:sz w:val="20"/>
+                <w:szCs w:val="20"/>
+              </w:rPr>
+            </w:pPr>
+          </w:p>
+        </w:tc>
+        <w:tc>
+          <w:tcPr>
+            <w:tcW w:w="4414" w:type="dxa"/>
+            <w:vAlign w:val="center"/>
+          </w:tcPr>
+          <w:p>
+            <w:pPr>
+              <w:pStyle w:val="Prrafodelista"/>
+              <w:spacing w:after="0" w:line="240" w:lineRule="auto"/>
+              <w:ind w:left="0"/>
+              <w:jc w:val="center"/>
+              <w:rPr>
+                <w:rFonts w:cstheme="minorHAnsi"/>
+                <w:color w:val="000000" w:themeColor="text1"/>
+              </w:rPr>
+            </w:pPr>
+          </w:p>
+        </w:tc>
+      </w:tr>
+      <w:tr>
+        <w:trPr>
+          <w:trHeight w:val="3288"/>
+        </w:trPr>
+        <w:tc>
+          <w:tcPr>
+            <w:tcW w:w="4414" w:type="dxa"/>
+            <w:vAlign w:val="center"/>
+          </w:tcPr>
+          <w:p>
+            <w:pPr>
+              <w:pStyle w:val="Prrafodelista"/>
+              <w:spacing w:after="0" w:line="360" w:lineRule="auto"/>
+              <w:ind w:left="0"/>
+              <w:jc w:val="both"/>
+              <w:rPr>
+                <w:rFonts w:cstheme="minorHAnsi"/>
+                <w:color w:val="000000" w:themeColor="text1"/>
+              </w:rPr>
+            </w:pPr>
+            <w:r>
+              <w:rPr>
+                <w:rFonts w:cstheme="minorHAnsi"/>
+                <w:color w:val="000000" w:themeColor="text1"/>
+              </w:rPr>
+              <w:t>La estantería se encuentra bien empotrada con material colocado de acuerdo con peso, con bordes romos sin riesgo para los usuarios.</w:t>
+            </w:r>
+          </w:p>
+        </w:tc>
+        <w:tc>
+          <w:tcPr>
+            <w:tcW w:w="4414" w:type="dxa"/>
+            <w:vAlign w:val="center"/>
+          </w:tcPr>
+          <w:p>
+            <w:pPr>
+              <w:pStyle w:val="Prrafodelista"/>
+              <w:spacing w:after="0" w:line="360" w:lineRule="auto"/>
+              <w:ind w:left="0"/>
+              <w:jc w:val="center"/>
+              <w:rPr>
+                <w:rFonts w:cstheme="minorHAnsi"/>
+                <w:color w:val="000000" w:themeColor="text1"/>
+              </w:rPr>
+            </w:pPr>
+            <w:proofErr w:type="gramStart"/>
+            <w:r>
+              <w:rPr>
+                <w:rFonts w:cstheme="minorHAnsi"/>
+                <w:color w:val="000000" w:themeColor="text1"/>
+              </w:rPr>
+              <w:t>{{ estantes</w:t>
+            </w:r>
+            <w:proofErr w:type="gramEnd"/>
+            <w:r>
+              <w:rPr>
+                <w:rFonts w:cstheme="minorHAnsi"/>
+                <w:color w:val="000000" w:themeColor="text1"/>
+              </w:rPr>
+              <w:t xml:space="preserve"> }}</w:t>
+            </w:r>
+          </w:p>
+        </w:tc>
+      </w:tr>
+      <w:tr>
+        <w:tc>
+          <w:tcPr>
+            <w:tcW w:w="4414" w:type="dxa"/>
+            <w:vAlign w:val="center"/>
+          </w:tcPr>
+          <w:p>
+            <w:pPr>
+              <w:pStyle w:val="Prrafodelista"/>
+              <w:spacing w:after="0" w:line="240" w:lineRule="auto"/>
+              <w:ind w:left="0"/>
+              <w:jc w:val="both"/>
+              <w:rPr>
+                <w:sz w:val="20"/>
+                <w:szCs w:val="20"/>
+              </w:rPr>
+            </w:pPr>
+          </w:p>
+        </w:tc>
+        <w:tc>
+          <w:tcPr>
+            <w:tcW w:w="4414" w:type="dxa"/>
+            <w:vAlign w:val="center"/>
+          </w:tcPr>
+          <w:p>
+            <w:pPr>
+              <w:pStyle w:val="Prrafodelista"/>
+              <w:spacing w:after="0" w:line="240" w:lineRule="auto"/>
+              <w:ind w:left="0"/>
+              <w:jc w:val="center"/>
+              <w:rPr>
+                <w:sz w:val="20"/>
+                <w:szCs w:val="20"/>
+              </w:rPr>
+            </w:pPr>
+          </w:p>
+        </w:tc>
+      </w:tr>
+      <w:tr>
+        <w:trPr>
+          <w:trHeight w:val="3288"/>
+        </w:trPr>
+        <w:tc>
+          <w:tcPr>
+            <w:tcW w:w="4414" w:type="dxa"/>
+            <w:vAlign w:val="center"/>
+          </w:tcPr>
+          <w:p>
+            <w:pPr>
+              <w:pStyle w:val="Prrafodelista"/>
+              <w:spacing w:after="0" w:line="360" w:lineRule="auto"/>
+              <w:ind w:left="0"/>
+              <w:jc w:val="both"/>
+            </w:pPr>
+            <w:r>
+              <w:rPr>
+                <w:rFonts w:cstheme="minorHAnsi"/>
+                <w:color w:val="000000" w:themeColor="text1"/>
+              </w:rPr>
+              <w:t xml:space="preserve">El site se encuentra restringido en su acceso, limpio de almacenaje de combustibles sólidos y otros, con detector de humo vigente, toda la instalación eléctrica bajo resguardo tubo </w:t>
+            </w:r>
+            <w:proofErr w:type="spellStart"/>
+            <w:r>
+              <w:rPr>
+                <w:rFonts w:cstheme="minorHAnsi"/>
+                <w:color w:val="000000" w:themeColor="text1"/>
+              </w:rPr>
+              <w:t>conduit</w:t>
+            </w:r>
+            <w:proofErr w:type="spellEnd"/>
+            <w:r>
+              <w:rPr>
+                <w:rFonts w:cstheme="minorHAnsi"/>
+                <w:color w:val="000000" w:themeColor="text1"/>
+              </w:rPr>
+              <w:t>, señalizado en sus tableros de control, con sistema de ventilación adecuado.</w:t>
+            </w:r>
+          </w:p>
+        </w:tc>
+        <w:tc>
+          <w:tcPr>
+            <w:tcW w:w="4414" w:type="dxa"/>
+            <w:vAlign w:val="center"/>
+          </w:tcPr>
+          <w:p>
+            <w:pPr>
+              <w:pStyle w:val="Prrafodelista"/>
+              <w:spacing w:after="0" w:line="360" w:lineRule="auto"/>
+              <w:ind w:left="0"/>
+              <w:jc w:val="center"/>
+              <w:rPr>
+                <w:rFonts w:cstheme="minorHAnsi"/>
+                <w:color w:val="000000" w:themeColor="text1"/>
+              </w:rPr>
+            </w:pPr>
+            <w:proofErr w:type="gramStart"/>
+            <w:r>
+              <w:rPr>
+                <w:rFonts w:cstheme="minorHAnsi"/>
+                <w:color w:val="000000" w:themeColor="text1"/>
+              </w:rPr>
+              <w:t>{{ site</w:t>
+            </w:r>
+            <w:proofErr w:type="gramEnd"/>
+            <w:r>
+              <w:rPr>
+                <w:rFonts w:cstheme="minorHAnsi"/>
+                <w:color w:val="000000" w:themeColor="text1"/>
+              </w:rPr>
+              <w:t xml:space="preserve"> }}</w:t>
             </w:r>
           </w:p>
         </w:tc>
@@ -1755,7 +2527,7 @@
       </w:tblGrid>
       <w:tr>
         <w:trPr>
-          <w:trHeight w:val="3246"/>
+          <w:trHeight w:val="3249"/>
         </w:trPr>
         <w:tc>
           <w:tcPr>
@@ -1777,21 +2549,7 @@
                 <w:rFonts w:cstheme="minorHAnsi"/>
                 <w:color w:val="000000" w:themeColor="text1"/>
               </w:rPr>
-              <w:t xml:space="preserve">El botiquín cuenta con material de curación (NO DEBE CONTENER MEDICAMENTO DE ACUERDO </w:t>
-            </w:r>
-            <w:r>
-              <w:rPr>
-                <w:rFonts w:cstheme="minorHAnsi"/>
-                <w:color w:val="000000" w:themeColor="text1"/>
-              </w:rPr>
-              <w:t>CON</w:t>
-            </w:r>
-            <w:r>
-              <w:rPr>
-                <w:rFonts w:cstheme="minorHAnsi"/>
-                <w:color w:val="000000" w:themeColor="text1"/>
-              </w:rPr>
-              <w:t xml:space="preserve"> LA NOM-030-STPS-2009 Y NOM-020-STPS-1994) debe contar con bitácora de mantenimiento a cargo de la brigada de Primeros auxilios indicación actual.</w:t>
+              <w:t>Cuenta con planta de luz para caso de emergencia en caso de falla de energía eléctrica en la sucursal, se recomienda mantener libre de obstáculos y bitácora de mantenimiento para garantizar su uso y operación por parte del personal en turno.</w:t>
             </w:r>
           </w:p>
         </w:tc>
@@ -1818,15 +2576,13 @@
               </w:rPr>
               <w:t xml:space="preserve">{{ </w:t>
             </w:r>
-            <w:proofErr w:type="spellStart"/>
             <w:r>
               <w:rPr>
                 <w:rFonts w:cstheme="minorHAnsi"/>
                 <w:color w:val="000000" w:themeColor="text1"/>
               </w:rPr>
-              <w:t>botiquin</w:t>
+              <w:t>planta</w:t>
             </w:r>
-            <w:proofErr w:type="spellEnd"/>
             <w:r>
               <w:rPr>
                 <w:rFonts w:cstheme="minorHAnsi"/>
@@ -1861,74 +2617,6 @@
                 <w:rFonts w:cstheme="minorHAnsi"/>
                 <w:color w:val="000000" w:themeColor="text1"/>
               </w:rPr>
-              <w:t>Cuenta con planta de luz para caso de emergencia en caso de falla de energía eléctrica en la sucursal, se recomienda mantener libre de obstáculos y bitácora de mantenimiento para garantizar su uso y operación por parte del personal en turno.</w:t>
-            </w:r>
-          </w:p>
-        </w:tc>
-        <w:tc>
-          <w:tcPr>
-            <w:tcW w:w="4414" w:type="dxa"/>
-            <w:vAlign w:val="center"/>
-          </w:tcPr>
-          <w:p>
-            <w:pPr>
-              <w:pStyle w:val="Prrafodelista"/>
-              <w:spacing w:line="360" w:lineRule="auto"/>
-              <w:ind w:left="0"/>
-              <w:jc w:val="center"/>
-              <w:rPr>
-                <w:rFonts w:cstheme="minorHAnsi"/>
-                <w:color w:val="000000" w:themeColor="text1"/>
-              </w:rPr>
-            </w:pPr>
-            <w:r>
-              <w:rPr>
-                <w:rFonts w:cstheme="minorHAnsi"/>
-                <w:color w:val="000000" w:themeColor="text1"/>
-              </w:rPr>
-              <w:t xml:space="preserve">{{ </w:t>
-            </w:r>
-            <w:r>
-              <w:rPr>
-                <w:rFonts w:cstheme="minorHAnsi"/>
-                <w:color w:val="000000" w:themeColor="text1"/>
-              </w:rPr>
-              <w:t>planta</w:t>
-            </w:r>
-            <w:r>
-              <w:rPr>
-                <w:rFonts w:cstheme="minorHAnsi"/>
-                <w:color w:val="000000" w:themeColor="text1"/>
-              </w:rPr>
-              <w:t xml:space="preserve"> }}</w:t>
-            </w:r>
-          </w:p>
-        </w:tc>
-      </w:tr>
-      <w:tr>
-        <w:trPr>
-          <w:trHeight w:val="3249"/>
-        </w:trPr>
-        <w:tc>
-          <w:tcPr>
-            <w:tcW w:w="4414" w:type="dxa"/>
-            <w:vAlign w:val="center"/>
-          </w:tcPr>
-          <w:p>
-            <w:pPr>
-              <w:pStyle w:val="Prrafodelista"/>
-              <w:spacing w:line="360" w:lineRule="auto"/>
-              <w:ind w:left="0"/>
-              <w:rPr>
-                <w:rFonts w:cstheme="minorHAnsi"/>
-                <w:color w:val="000000" w:themeColor="text1"/>
-              </w:rPr>
-            </w:pPr>
-            <w:r>
-              <w:rPr>
-                <w:rFonts w:cstheme="minorHAnsi"/>
-                <w:color w:val="000000" w:themeColor="text1"/>
-              </w:rPr>
               <w:t>Cuenta con depósito de combustible para operación de la planta de emergencia, dicho bidón se encuentra sobre tarima de seguridad y ubicado en la planta alta</w:t>
             </w:r>
             <w:r>
@@ -1990,249 +2678,13 @@
           <w14:ligatures w14:val="none"/>
         </w:rPr>
       </w:pPr>
-      <w:r>
-        <w:rPr>
-          <w:rFonts w:cstheme="minorHAnsi"/>
-          <w:color w:val="000000" w:themeColor="text1"/>
-        </w:rPr>
-        <w:br w:type="page"/>
-      </w:r>
     </w:p>
-    <w:p>
-      <w:pPr>
-        <w:spacing w:after="0" w:line="360" w:lineRule="auto"/>
-        <w:jc w:val="both"/>
-        <w:rPr>
-          <w:rFonts w:cstheme="minorHAnsi"/>
-          <w:color w:val="000000" w:themeColor="text1"/>
-        </w:rPr>
-      </w:pPr>
-    </w:p>
-    <w:tbl>
-      <w:tblPr>
-        <w:tblStyle w:val="Tablaconcuadrcula"/>
-        <w:tblW w:w="0" w:type="auto"/>
-        <w:tblBorders>
-          <w:top w:val="none" w:sz="0" w:space="0" w:color="auto"/>
-          <w:left w:val="none" w:sz="0" w:space="0" w:color="auto"/>
-          <w:bottom w:val="none" w:sz="0" w:space="0" w:color="auto"/>
-          <w:right w:val="none" w:sz="0" w:space="0" w:color="auto"/>
-          <w:insideH w:val="none" w:sz="0" w:space="0" w:color="auto"/>
-          <w:insideV w:val="none" w:sz="0" w:space="0" w:color="auto"/>
-        </w:tblBorders>
-        <w:tblLook w:val="04A0" w:firstRow="1" w:lastRow="0" w:firstColumn="1" w:lastColumn="0" w:noHBand="0" w:noVBand="1"/>
-      </w:tblPr>
-      <w:tblGrid>
-        <w:gridCol w:w="4414"/>
-        <w:gridCol w:w="4414"/>
-      </w:tblGrid>
-      <w:tr>
-        <w:trPr>
-          <w:trHeight w:val="3249"/>
-        </w:trPr>
-        <w:tc>
-          <w:tcPr>
-            <w:tcW w:w="4414" w:type="dxa"/>
-            <w:vAlign w:val="center"/>
-          </w:tcPr>
-          <w:p>
-            <w:pPr>
-              <w:pStyle w:val="Prrafodelista"/>
-              <w:spacing w:line="360" w:lineRule="auto"/>
-              <w:ind w:left="0"/>
-              <w:rPr>
-                <w:rFonts w:cstheme="minorHAnsi"/>
-                <w:color w:val="000000" w:themeColor="text1"/>
-              </w:rPr>
-            </w:pPr>
-            <w:r>
-              <w:rPr>
-                <w:rFonts w:cstheme="minorHAnsi"/>
-                <w:color w:val="000000" w:themeColor="text1"/>
-              </w:rPr>
-              <w:t>Los sanitarios se encuentran higiénicos y sanitizados, con medidas acorde a la población usuarios. Evitar el transvase en productos de limpieza y preferentemente utilizar sustancias con las mismas propiedades químicas, pero menos peligrosas para la salud durante su aseo.</w:t>
-            </w:r>
-          </w:p>
-        </w:tc>
-        <w:tc>
-          <w:tcPr>
-            <w:tcW w:w="4414" w:type="dxa"/>
-            <w:vAlign w:val="center"/>
-          </w:tcPr>
-          <w:p>
-            <w:pPr>
-              <w:pStyle w:val="Prrafodelista"/>
-              <w:spacing w:line="360" w:lineRule="auto"/>
-              <w:ind w:left="0"/>
-              <w:jc w:val="center"/>
-              <w:rPr>
-                <w:rFonts w:cstheme="minorHAnsi"/>
-                <w:color w:val="000000" w:themeColor="text1"/>
-              </w:rPr>
-            </w:pPr>
-            <w:r>
-              <w:rPr>
-                <w:rFonts w:cstheme="minorHAnsi"/>
-                <w:color w:val="000000" w:themeColor="text1"/>
-              </w:rPr>
-              <w:t xml:space="preserve">{{ </w:t>
-            </w:r>
-            <w:proofErr w:type="spellStart"/>
-            <w:r>
-              <w:rPr>
-                <w:rFonts w:cstheme="minorHAnsi"/>
-                <w:color w:val="000000" w:themeColor="text1"/>
-              </w:rPr>
-              <w:t>banio</w:t>
-            </w:r>
-            <w:proofErr w:type="spellEnd"/>
-            <w:r>
-              <w:rPr>
-                <w:rFonts w:cstheme="minorHAnsi"/>
-                <w:color w:val="000000" w:themeColor="text1"/>
-              </w:rPr>
-              <w:t xml:space="preserve"> }}</w:t>
-            </w:r>
-          </w:p>
-        </w:tc>
-      </w:tr>
-      <w:tr>
-        <w:trPr>
-          <w:trHeight w:val="3249"/>
-        </w:trPr>
-        <w:tc>
-          <w:tcPr>
-            <w:tcW w:w="4414" w:type="dxa"/>
-            <w:vAlign w:val="center"/>
-          </w:tcPr>
-          <w:p>
-            <w:pPr>
-              <w:pStyle w:val="Prrafodelista"/>
-              <w:spacing w:line="360" w:lineRule="auto"/>
-              <w:ind w:left="0"/>
-              <w:rPr>
-                <w:rFonts w:cstheme="minorHAnsi"/>
-                <w:color w:val="000000" w:themeColor="text1"/>
-              </w:rPr>
-            </w:pPr>
-            <w:r>
-              <w:rPr>
-                <w:rFonts w:cstheme="minorHAnsi"/>
-                <w:color w:val="000000" w:themeColor="text1"/>
-              </w:rPr>
-              <w:t>Los productos están bien organizados en los estantes, con etiquetas visibles y pasillos despejados, lo que facilita la movilidad y reduce riesgos de tropiezos</w:t>
-            </w:r>
-            <w:r>
-              <w:rPr>
-                <w:rFonts w:cstheme="minorHAnsi"/>
-                <w:color w:val="000000" w:themeColor="text1"/>
-              </w:rPr>
-              <w:t>.</w:t>
-            </w:r>
-          </w:p>
-        </w:tc>
-        <w:tc>
-          <w:tcPr>
-            <w:tcW w:w="4414" w:type="dxa"/>
-            <w:vAlign w:val="center"/>
-          </w:tcPr>
-          <w:p>
-            <w:pPr>
-              <w:pStyle w:val="Prrafodelista"/>
-              <w:spacing w:line="360" w:lineRule="auto"/>
-              <w:ind w:left="0"/>
-              <w:jc w:val="center"/>
-              <w:rPr>
-                <w:rFonts w:cstheme="minorHAnsi"/>
-                <w:color w:val="000000" w:themeColor="text1"/>
-              </w:rPr>
-            </w:pPr>
-            <w:r>
-              <w:rPr>
-                <w:rFonts w:cstheme="minorHAnsi"/>
-                <w:color w:val="000000" w:themeColor="text1"/>
-              </w:rPr>
-              <w:t>{{ estantes }}</w:t>
-            </w:r>
-          </w:p>
-        </w:tc>
-      </w:tr>
-      <w:tr>
-        <w:trPr>
-          <w:trHeight w:val="3249"/>
-        </w:trPr>
-        <w:tc>
-          <w:tcPr>
-            <w:tcW w:w="4414" w:type="dxa"/>
-            <w:vAlign w:val="center"/>
-          </w:tcPr>
-          <w:p>
-            <w:pPr>
-              <w:pStyle w:val="Prrafodelista"/>
-              <w:spacing w:line="360" w:lineRule="auto"/>
-              <w:ind w:left="0"/>
-              <w:rPr>
-                <w:rFonts w:cstheme="minorHAnsi"/>
-                <w:color w:val="000000" w:themeColor="text1"/>
-              </w:rPr>
-            </w:pPr>
-            <w:r>
-              <w:rPr>
-                <w:rFonts w:cstheme="minorHAnsi"/>
-                <w:color w:val="000000" w:themeColor="text1"/>
-              </w:rPr>
-              <w:t>Cuenta con detectores de humo fotoeléctrico de acuerdo con norma y área de riesgo se encuentran vigentes, se solicita realizar programa de mantenimiento y seguimiento anual.</w:t>
-            </w:r>
-          </w:p>
-        </w:tc>
-        <w:tc>
-          <w:tcPr>
-            <w:tcW w:w="4414" w:type="dxa"/>
-            <w:vAlign w:val="center"/>
-          </w:tcPr>
-          <w:p>
-            <w:pPr>
-              <w:pStyle w:val="Prrafodelista"/>
-              <w:spacing w:line="360" w:lineRule="auto"/>
-              <w:ind w:left="0"/>
-              <w:jc w:val="center"/>
-              <w:rPr>
-                <w:rFonts w:cstheme="minorHAnsi"/>
-                <w:color w:val="000000" w:themeColor="text1"/>
-              </w:rPr>
-            </w:pPr>
-            <w:r>
-              <w:rPr>
-                <w:rFonts w:cstheme="minorHAnsi"/>
-                <w:color w:val="000000" w:themeColor="text1"/>
-              </w:rPr>
-              <w:t xml:space="preserve">{{ </w:t>
-            </w:r>
-            <w:proofErr w:type="spellStart"/>
-            <w:r>
-              <w:rPr>
-                <w:rFonts w:cstheme="minorHAnsi"/>
-                <w:color w:val="000000" w:themeColor="text1"/>
-              </w:rPr>
-              <w:t>dh</w:t>
-            </w:r>
-            <w:proofErr w:type="spellEnd"/>
-            <w:r>
-              <w:rPr>
-                <w:rFonts w:cstheme="minorHAnsi"/>
-                <w:color w:val="000000" w:themeColor="text1"/>
-              </w:rPr>
-              <w:t xml:space="preserve"> }}</w:t>
-            </w:r>
-          </w:p>
-        </w:tc>
-      </w:tr>
-    </w:tbl>
+    <w:p/>
     <w:p>
       <w:pPr>
         <w:sectPr>
-          <w:headerReference w:type="default" r:id="rId9"/>
-          <w:footerReference w:type="default" r:id="rId10"/>
+          <w:headerReference w:type="default" r:id="rId7"/>
+          <w:footerReference w:type="default" r:id="rId8"/>
           <w:pgSz w:w="12240" w:h="15840" w:code="1"/>
           <w:pgMar w:top="1417" w:right="1701" w:bottom="1417" w:left="1701" w:header="426" w:footer="535" w:gutter="0"/>
           <w:cols w:space="708"/>
@@ -2246,8 +2698,8 @@
       </w:pPr>
     </w:p>
     <w:sectPr>
-      <w:headerReference w:type="default" r:id="rId11"/>
-      <w:footerReference w:type="default" r:id="rId12"/>
+      <w:headerReference w:type="default" r:id="rId9"/>
+      <w:footerReference w:type="default" r:id="rId10"/>
       <w:type w:val="continuous"/>
       <w:pgSz w:w="12240" w:h="15840" w:code="1"/>
       <w:pgMar w:top="1417" w:right="1701" w:bottom="1417" w:left="1701" w:header="426" w:footer="920" w:gutter="0"/>
@@ -2282,6 +2734,13 @@
       </w:r>
     </w:p>
   </w:endnote>
+  <w:endnote w:type="continuationNotice" w:id="1">
+    <w:p>
+      <w:pPr>
+        <w:spacing w:after="0" w:line="240" w:lineRule="auto"/>
+      </w:pPr>
+    </w:p>
+  </w:endnote>
 </w:endnotes>
 </file>
 
@@ -2308,7 +2767,7 @@
       <mc:AlternateContent>
         <mc:Choice Requires="wps">
           <w:drawing>
-            <wp:anchor distT="0" distB="0" distL="114300" distR="114300" simplePos="0" relativeHeight="251669504" behindDoc="0" locked="0" layoutInCell="1" allowOverlap="1" wp14:anchorId="09E1AF34" wp14:editId="1A01FCBD">
+            <wp:anchor distT="0" distB="0" distL="114300" distR="114300" simplePos="0" relativeHeight="251658247" behindDoc="0" locked="0" layoutInCell="1" allowOverlap="1" wp14:anchorId="09E1AF34" wp14:editId="1A01FCBD">
               <wp:simplePos x="0" y="0"/>
               <wp:positionH relativeFrom="column">
                 <wp:posOffset>2425065</wp:posOffset>
@@ -2485,7 +2944,7 @@
         <w:lang w:eastAsia="es-MX"/>
       </w:rPr>
       <w:drawing>
-        <wp:anchor distT="0" distB="0" distL="114300" distR="114300" simplePos="0" relativeHeight="251668480" behindDoc="1" locked="0" layoutInCell="1" allowOverlap="1" wp14:anchorId="4A9CAE32" wp14:editId="5546A503">
+        <wp:anchor distT="0" distB="0" distL="114300" distR="114300" simplePos="0" relativeHeight="251658246" behindDoc="1" locked="0" layoutInCell="1" allowOverlap="1" wp14:anchorId="4A9CAE32" wp14:editId="5546A503">
           <wp:simplePos x="0" y="0"/>
           <wp:positionH relativeFrom="margin">
             <wp:posOffset>4403090</wp:posOffset>
@@ -2496,7 +2955,7 @@
           <wp:extent cx="684530" cy="431800"/>
           <wp:effectExtent l="0" t="0" r="1270" b="6350"/>
           <wp:wrapNone/>
-          <wp:docPr id="1801214737" name="Imagen 1801214737" descr="Logotipo&#10;&#10;Descripción generada automáticamente"/>
+          <wp:docPr id="797794416" name="Imagen 797794416" descr="Logotipo&#10;&#10;Descripción generada automáticamente"/>
           <wp:cNvGraphicFramePr>
             <a:graphicFrameLocks xmlns:a="http://schemas.openxmlformats.org/drawingml/2006/main" noChangeAspect="1"/>
           </wp:cNvGraphicFramePr>
@@ -2553,7 +3012,7 @@
         <w:lang w:eastAsia="es-MX"/>
       </w:rPr>
       <w:drawing>
-        <wp:anchor distT="0" distB="0" distL="114300" distR="114300" simplePos="0" relativeHeight="251667456" behindDoc="1" locked="0" layoutInCell="1" allowOverlap="1" wp14:anchorId="3A6A0530" wp14:editId="05DD8170">
+        <wp:anchor distT="0" distB="0" distL="114300" distR="114300" simplePos="0" relativeHeight="251658245" behindDoc="1" locked="0" layoutInCell="1" allowOverlap="1" wp14:anchorId="3A6A0530" wp14:editId="05DD8170">
           <wp:simplePos x="0" y="0"/>
           <wp:positionH relativeFrom="page">
             <wp:posOffset>0</wp:posOffset>
@@ -2564,7 +3023,7 @@
           <wp:extent cx="7781925" cy="914400"/>
           <wp:effectExtent l="0" t="0" r="9525" b="0"/>
           <wp:wrapNone/>
-          <wp:docPr id="1586737039" name="Imagen 1586737039" descr="H:\GRUPO MILANO\FRANJA-03-03.png"/>
+          <wp:docPr id="700292029" name="Imagen 700292029" descr="H:\GRUPO MILANO\FRANJA-03-03.png"/>
           <wp:cNvGraphicFramePr>
             <a:graphicFrameLocks xmlns:a="http://schemas.openxmlformats.org/drawingml/2006/main" noChangeAspect="1"/>
           </wp:cNvGraphicFramePr>
@@ -2732,7 +3191,7 @@
         <w:lang w:eastAsia="es-MX"/>
       </w:rPr>
       <w:drawing>
-        <wp:anchor distT="0" distB="0" distL="114300" distR="114300" simplePos="0" relativeHeight="251657216" behindDoc="1" locked="0" layoutInCell="1" allowOverlap="1" wp14:anchorId="4CD430D2" wp14:editId="0361C5BB">
+        <wp:anchor distT="0" distB="0" distL="114300" distR="114300" simplePos="0" relativeHeight="251658241" behindDoc="1" locked="0" layoutInCell="1" allowOverlap="1" wp14:anchorId="4CD430D2" wp14:editId="0361C5BB">
           <wp:simplePos x="0" y="0"/>
           <wp:positionH relativeFrom="margin">
             <wp:align>center</wp:align>
@@ -2804,7 +3263,7 @@
         <w:lang w:eastAsia="es-MX"/>
       </w:rPr>
       <w:drawing>
-        <wp:anchor distT="0" distB="0" distL="114300" distR="114300" simplePos="0" relativeHeight="251659264" behindDoc="1" locked="0" layoutInCell="1" allowOverlap="1" wp14:anchorId="58EB3774" wp14:editId="52BB3089">
+        <wp:anchor distT="0" distB="0" distL="114300" distR="114300" simplePos="0" relativeHeight="251658242" behindDoc="1" locked="0" layoutInCell="1" allowOverlap="1" wp14:anchorId="58EB3774" wp14:editId="52BB3089">
           <wp:simplePos x="0" y="0"/>
           <wp:positionH relativeFrom="margin">
             <wp:posOffset>4715510</wp:posOffset>
@@ -2874,7 +3333,7 @@
       <mc:AlternateContent>
         <mc:Choice Requires="wps">
           <w:drawing>
-            <wp:anchor distT="0" distB="0" distL="114300" distR="114300" simplePos="0" relativeHeight="251660288" behindDoc="0" locked="0" layoutInCell="1" allowOverlap="1" wp14:anchorId="7241D7FA" wp14:editId="63077459">
+            <wp:anchor distT="0" distB="0" distL="114300" distR="114300" simplePos="0" relativeHeight="251658243" behindDoc="0" locked="0" layoutInCell="1" allowOverlap="1" wp14:anchorId="7241D7FA" wp14:editId="63077459">
               <wp:simplePos x="0" y="0"/>
               <wp:positionH relativeFrom="column">
                 <wp:posOffset>2738755</wp:posOffset>
@@ -3154,6 +3613,13 @@
       </w:r>
     </w:p>
   </w:footnote>
+  <w:footnote w:type="continuationNotice" w:id="1">
+    <w:p>
+      <w:pPr>
+        <w:spacing w:after="0" w:line="240" w:lineRule="auto"/>
+      </w:pPr>
+    </w:p>
+  </w:footnote>
 </w:footnotes>
 </file>
 
@@ -3181,7 +3647,7 @@
         <w:color w:val="00B0F0"/>
       </w:rPr>
       <w:drawing>
-        <wp:anchor distT="0" distB="0" distL="114300" distR="114300" simplePos="0" relativeHeight="251665408" behindDoc="0" locked="0" layoutInCell="1" allowOverlap="1" wp14:anchorId="7B329A6F" wp14:editId="7045F74C">
+        <wp:anchor distT="0" distB="0" distL="114300" distR="114300" simplePos="0" relativeHeight="251658244" behindDoc="0" locked="0" layoutInCell="1" allowOverlap="1" wp14:anchorId="7B329A6F" wp14:editId="7045F74C">
           <wp:simplePos x="0" y="0"/>
           <wp:positionH relativeFrom="margin">
             <wp:align>right</wp:align>
@@ -3192,7 +3658,7 @@
           <wp:extent cx="1254642" cy="519558"/>
           <wp:effectExtent l="0" t="0" r="3175" b="0"/>
           <wp:wrapNone/>
-          <wp:docPr id="278390295" name="Imagen 278390295" descr="Farmacias Guadalajara Logo Vector (.EPS) Free Download"/>
+          <wp:docPr id="1406353384" name="Imagen 1406353384" descr="Farmacias Guadalajara Logo Vector (.EPS) Free Download"/>
           <wp:cNvGraphicFramePr>
             <a:graphicFrameLocks xmlns:a="http://schemas.openxmlformats.org/drawingml/2006/main" noChangeAspect="1"/>
           </wp:cNvGraphicFramePr>
@@ -3408,7 +3874,7 @@
         <w:noProof/>
       </w:rPr>
       <w:drawing>
-        <wp:anchor distT="0" distB="0" distL="114300" distR="114300" simplePos="0" relativeHeight="251655168" behindDoc="0" locked="0" layoutInCell="1" allowOverlap="1" wp14:anchorId="6D1934AD" wp14:editId="7B06BED7">
+        <wp:anchor distT="0" distB="0" distL="114300" distR="114300" simplePos="0" relativeHeight="251658240" behindDoc="0" locked="0" layoutInCell="1" allowOverlap="1" wp14:anchorId="6D1934AD" wp14:editId="7B06BED7">
           <wp:simplePos x="0" y="0"/>
           <wp:positionH relativeFrom="margin">
             <wp:align>right</wp:align>

--- a/Inputs/Templates/MF Farmcia_GDL.docx
+++ b/Inputs/Templates/MF Farmcia_GDL.docx
@@ -2153,6 +2153,369 @@
       </w:tr>
     </w:tbl>
     <w:p/>
+    <w:p>
+      <w:r>
+        <w:br w:type="page"/>
+      </w:r>
+    </w:p>
+    <w:p/>
+    <w:tbl>
+      <w:tblPr>
+        <w:tblStyle w:val="Tablaconcuadrcula"/>
+        <w:tblW w:w="0" w:type="auto"/>
+        <w:tblBorders>
+          <w:top w:val="none" w:sz="0" w:space="0" w:color="auto"/>
+          <w:left w:val="none" w:sz="0" w:space="0" w:color="auto"/>
+          <w:bottom w:val="none" w:sz="0" w:space="0" w:color="auto"/>
+          <w:right w:val="none" w:sz="0" w:space="0" w:color="auto"/>
+          <w:insideH w:val="none" w:sz="0" w:space="0" w:color="auto"/>
+          <w:insideV w:val="none" w:sz="0" w:space="0" w:color="auto"/>
+        </w:tblBorders>
+        <w:tblLook w:val="04A0" w:firstRow="1" w:lastRow="0" w:firstColumn="1" w:lastColumn="0" w:noHBand="0" w:noVBand="1"/>
+      </w:tblPr>
+      <w:tblGrid>
+        <w:gridCol w:w="4414"/>
+        <w:gridCol w:w="4414"/>
+      </w:tblGrid>
+      <w:tr>
+        <w:trPr>
+          <w:trHeight w:val="3288"/>
+        </w:trPr>
+        <w:tc>
+          <w:tcPr>
+            <w:tcW w:w="4414" w:type="dxa"/>
+            <w:vAlign w:val="center"/>
+          </w:tcPr>
+          <w:p>
+            <w:pPr>
+              <w:pStyle w:val="Prrafodelista"/>
+              <w:spacing w:after="0" w:line="360" w:lineRule="auto"/>
+              <w:ind w:left="0"/>
+              <w:jc w:val="both"/>
+              <w:rPr>
+                <w:rFonts w:cstheme="minorHAnsi"/>
+                <w:color w:val="000000" w:themeColor="text1"/>
+              </w:rPr>
+            </w:pPr>
+            <w:r>
+              <w:rPr>
+                <w:rFonts w:cstheme="minorHAnsi"/>
+                <w:color w:val="000000" w:themeColor="text1"/>
+              </w:rPr>
+              <w:t xml:space="preserve">Cuenta con señales informativas </w:t>
+            </w:r>
+            <w:r>
+              <w:rPr>
+                <w:rFonts w:cstheme="minorHAnsi"/>
+                <w:color w:val="000000" w:themeColor="text1"/>
+              </w:rPr>
+              <w:t xml:space="preserve">de que hacer en caso de sismo e incendio </w:t>
+            </w:r>
+            <w:r>
+              <w:rPr>
+                <w:rFonts w:cstheme="minorHAnsi"/>
+                <w:color w:val="000000" w:themeColor="text1"/>
+              </w:rPr>
+              <w:t xml:space="preserve">con instrucciones claras sobre procedimientos de seguridad en caso de sismo o incendio, se sugiere </w:t>
+            </w:r>
+            <w:r>
+              <w:rPr>
+                <w:rFonts w:cstheme="minorHAnsi"/>
+                <w:color w:val="000000" w:themeColor="text1"/>
+              </w:rPr>
+              <w:t>mantener</w:t>
+            </w:r>
+            <w:r>
+              <w:rPr>
+                <w:rFonts w:cstheme="minorHAnsi"/>
+                <w:color w:val="000000" w:themeColor="text1"/>
+              </w:rPr>
+              <w:t xml:space="preserve"> su correcta ubicación.</w:t>
+            </w:r>
+          </w:p>
+        </w:tc>
+        <w:tc>
+          <w:tcPr>
+            <w:tcW w:w="4414" w:type="dxa"/>
+            <w:vAlign w:val="center"/>
+          </w:tcPr>
+          <w:p>
+            <w:pPr>
+              <w:pStyle w:val="Prrafodelista"/>
+              <w:spacing w:after="0" w:line="360" w:lineRule="auto"/>
+              <w:ind w:left="0"/>
+              <w:jc w:val="center"/>
+              <w:rPr>
+                <w:rFonts w:cstheme="minorHAnsi"/>
+                <w:color w:val="000000" w:themeColor="text1"/>
+              </w:rPr>
+            </w:pPr>
+            <w:proofErr w:type="gramStart"/>
+            <w:r>
+              <w:t xml:space="preserve">{{ </w:t>
+            </w:r>
+            <w:proofErr w:type="spellStart"/>
+            <w:r>
+              <w:t>sis</w:t>
+            </w:r>
+            <w:proofErr w:type="gramEnd"/>
+            <w:r>
+              <w:t>_inc</w:t>
+            </w:r>
+            <w:proofErr w:type="spellEnd"/>
+            <w:r>
+              <w:t xml:space="preserve"> }}</w:t>
+            </w:r>
+          </w:p>
+        </w:tc>
+      </w:tr>
+      <w:tr>
+        <w:trPr>
+          <w:trHeight w:val="20"/>
+        </w:trPr>
+        <w:tc>
+          <w:tcPr>
+            <w:tcW w:w="4414" w:type="dxa"/>
+            <w:vAlign w:val="center"/>
+          </w:tcPr>
+          <w:p>
+            <w:pPr>
+              <w:pStyle w:val="Prrafodelista"/>
+              <w:spacing w:after="0" w:line="240" w:lineRule="auto"/>
+              <w:ind w:left="0"/>
+              <w:jc w:val="both"/>
+              <w:rPr>
+                <w:rFonts w:cstheme="minorHAnsi"/>
+                <w:color w:val="000000" w:themeColor="text1"/>
+                <w:sz w:val="20"/>
+                <w:szCs w:val="20"/>
+              </w:rPr>
+            </w:pPr>
+          </w:p>
+        </w:tc>
+        <w:tc>
+          <w:tcPr>
+            <w:tcW w:w="4414" w:type="dxa"/>
+            <w:vAlign w:val="center"/>
+          </w:tcPr>
+          <w:p>
+            <w:pPr>
+              <w:pStyle w:val="Prrafodelista"/>
+              <w:spacing w:after="0" w:line="240" w:lineRule="auto"/>
+              <w:ind w:left="0"/>
+              <w:jc w:val="center"/>
+              <w:rPr>
+                <w:rFonts w:cstheme="minorHAnsi"/>
+                <w:color w:val="000000" w:themeColor="text1"/>
+              </w:rPr>
+            </w:pPr>
+          </w:p>
+        </w:tc>
+      </w:tr>
+      <w:tr>
+        <w:trPr>
+          <w:trHeight w:val="3288"/>
+        </w:trPr>
+        <w:tc>
+          <w:tcPr>
+            <w:tcW w:w="4414" w:type="dxa"/>
+            <w:vAlign w:val="center"/>
+          </w:tcPr>
+          <w:p>
+            <w:pPr>
+              <w:pStyle w:val="Prrafodelista"/>
+              <w:spacing w:after="0" w:line="360" w:lineRule="auto"/>
+              <w:ind w:left="0"/>
+              <w:jc w:val="both"/>
+              <w:rPr>
+                <w:rFonts w:cstheme="minorHAnsi"/>
+                <w:color w:val="000000" w:themeColor="text1"/>
+              </w:rPr>
+            </w:pPr>
+            <w:r>
+              <w:rPr>
+                <w:rFonts w:cstheme="minorHAnsi"/>
+                <w:noProof/>
+                <w:color w:val="000000" w:themeColor="text1"/>
+                <w:lang w:eastAsia="es-MX"/>
+              </w:rPr>
+              <w:t>C</w:t>
+            </w:r>
+            <w:r>
+              <w:rPr>
+                <w:rFonts w:cstheme="minorHAnsi"/>
+                <w:noProof/>
+                <w:color w:val="000000" w:themeColor="text1"/>
+                <w:lang w:eastAsia="es-MX"/>
+              </w:rPr>
+              <w:t>uenta</w:t>
+            </w:r>
+            <w:r>
+              <w:rPr>
+                <w:rFonts w:cstheme="minorHAnsi"/>
+                <w:color w:val="000000" w:themeColor="text1"/>
+              </w:rPr>
+              <w:t xml:space="preserve"> con </w:t>
+            </w:r>
+            <w:r>
+              <w:rPr>
+                <w:rFonts w:cstheme="minorHAnsi"/>
+                <w:color w:val="000000" w:themeColor="text1"/>
+              </w:rPr>
+              <w:t>señalización</w:t>
+            </w:r>
+            <w:r>
+              <w:rPr>
+                <w:rFonts w:cstheme="minorHAnsi"/>
+                <w:color w:val="000000" w:themeColor="text1"/>
+              </w:rPr>
+              <w:t xml:space="preserve"> de punto de reunión</w:t>
+            </w:r>
+            <w:r>
+              <w:rPr>
+                <w:rFonts w:cstheme="minorHAnsi"/>
+                <w:color w:val="000000" w:themeColor="text1"/>
+              </w:rPr>
+              <w:t xml:space="preserve"> visible que indica un área segura designada para concentrar al personal después de la evacuación en caso de emergencia, se recomienda verificar su accesibilidad y mantener libre de obstáculos de acuerdo con el plan de seguridad establecido.</w:t>
+            </w:r>
+          </w:p>
+        </w:tc>
+        <w:tc>
+          <w:tcPr>
+            <w:tcW w:w="4414" w:type="dxa"/>
+            <w:vAlign w:val="center"/>
+          </w:tcPr>
+          <w:p>
+            <w:pPr>
+              <w:pStyle w:val="Prrafodelista"/>
+              <w:spacing w:after="0" w:line="360" w:lineRule="auto"/>
+              <w:ind w:left="0"/>
+              <w:jc w:val="center"/>
+              <w:rPr>
+                <w:rFonts w:cstheme="minorHAnsi"/>
+                <w:color w:val="000000" w:themeColor="text1"/>
+              </w:rPr>
+            </w:pPr>
+            <w:proofErr w:type="gramStart"/>
+            <w:r>
+              <w:t xml:space="preserve">{{ </w:t>
+            </w:r>
+            <w:proofErr w:type="spellStart"/>
+            <w:r>
+              <w:t>punto</w:t>
+            </w:r>
+            <w:proofErr w:type="gramEnd"/>
+            <w:r>
+              <w:t>_reun</w:t>
+            </w:r>
+            <w:proofErr w:type="spellEnd"/>
+            <w:r>
+              <w:t xml:space="preserve"> }}</w:t>
+            </w:r>
+          </w:p>
+        </w:tc>
+      </w:tr>
+      <w:tr>
+        <w:tc>
+          <w:tcPr>
+            <w:tcW w:w="4414" w:type="dxa"/>
+            <w:vAlign w:val="center"/>
+          </w:tcPr>
+          <w:p>
+            <w:pPr>
+              <w:pStyle w:val="Prrafodelista"/>
+              <w:spacing w:after="0" w:line="240" w:lineRule="auto"/>
+              <w:ind w:left="0"/>
+              <w:jc w:val="both"/>
+              <w:rPr>
+                <w:sz w:val="20"/>
+                <w:szCs w:val="20"/>
+              </w:rPr>
+            </w:pPr>
+          </w:p>
+        </w:tc>
+        <w:tc>
+          <w:tcPr>
+            <w:tcW w:w="4414" w:type="dxa"/>
+            <w:vAlign w:val="center"/>
+          </w:tcPr>
+          <w:p>
+            <w:pPr>
+              <w:pStyle w:val="Prrafodelista"/>
+              <w:spacing w:after="0" w:line="240" w:lineRule="auto"/>
+              <w:ind w:left="0"/>
+              <w:jc w:val="center"/>
+              <w:rPr>
+                <w:sz w:val="20"/>
+                <w:szCs w:val="20"/>
+              </w:rPr>
+            </w:pPr>
+          </w:p>
+        </w:tc>
+      </w:tr>
+      <w:tr>
+        <w:trPr>
+          <w:trHeight w:val="3288"/>
+        </w:trPr>
+        <w:tc>
+          <w:tcPr>
+            <w:tcW w:w="4414" w:type="dxa"/>
+            <w:vAlign w:val="center"/>
+          </w:tcPr>
+          <w:p>
+            <w:pPr>
+              <w:pStyle w:val="Prrafodelista"/>
+              <w:spacing w:after="0" w:line="360" w:lineRule="auto"/>
+              <w:ind w:left="0"/>
+              <w:jc w:val="both"/>
+            </w:pPr>
+            <w:r>
+              <w:t xml:space="preserve">Cuenta con un área específica identificada </w:t>
+            </w:r>
+            <w:r>
+              <w:t xml:space="preserve">como zona de menor riesgo </w:t>
+            </w:r>
+            <w:r>
+              <w:t>para proporcionar resguardo temporal durante eventos peligrosos como sismos, se recomienda asegurar su visibilidad y accesibilidad conforme a los planes de emergencia establecidos.</w:t>
+            </w:r>
+          </w:p>
+        </w:tc>
+        <w:tc>
+          <w:tcPr>
+            <w:tcW w:w="4414" w:type="dxa"/>
+            <w:vAlign w:val="center"/>
+          </w:tcPr>
+          <w:p>
+            <w:pPr>
+              <w:pStyle w:val="Prrafodelista"/>
+              <w:spacing w:after="0" w:line="360" w:lineRule="auto"/>
+              <w:ind w:left="0"/>
+              <w:jc w:val="center"/>
+              <w:rPr>
+                <w:rFonts w:cstheme="minorHAnsi"/>
+                <w:color w:val="000000" w:themeColor="text1"/>
+              </w:rPr>
+            </w:pPr>
+            <w:proofErr w:type="gramStart"/>
+            <w:r>
+              <w:t xml:space="preserve">{{ </w:t>
+            </w:r>
+            <w:proofErr w:type="spellStart"/>
+            <w:r>
+              <w:t>zona</w:t>
+            </w:r>
+            <w:proofErr w:type="gramEnd"/>
+            <w:r>
+              <w:t>_sec</w:t>
+            </w:r>
+            <w:proofErr w:type="spellEnd"/>
+            <w:r>
+              <w:t xml:space="preserve"> }}</w:t>
+            </w:r>
+          </w:p>
+        </w:tc>
+      </w:tr>
+    </w:tbl>
     <w:p>
       <w:r>
         <w:br w:type="page"/>

--- a/Inputs/Templates/MF Farmcia_GDL.docx
+++ b/Inputs/Templates/MF Farmcia_GDL.docx
@@ -2902,6 +2902,7 @@
               <w:pStyle w:val="Prrafodelista"/>
               <w:spacing w:line="360" w:lineRule="auto"/>
               <w:ind w:left="0"/>
+              <w:jc w:val="both"/>
               <w:rPr>
                 <w:rFonts w:cstheme="minorHAnsi"/>
                 <w:color w:val="000000" w:themeColor="text1"/>
@@ -2970,6 +2971,7 @@
               <w:pStyle w:val="Prrafodelista"/>
               <w:spacing w:line="360" w:lineRule="auto"/>
               <w:ind w:left="0"/>
+              <w:jc w:val="both"/>
               <w:rPr>
                 <w:rFonts w:cstheme="minorHAnsi"/>
                 <w:color w:val="000000" w:themeColor="text1"/>
